--- a/MXN442 Assignment 2 Report.docx
+++ b/MXN442 Assignment 2 Report.docx
@@ -24,29 +24,7 @@
           <w:szCs w:val="30"/>
           <w:lang w:val="en-US"/>
         </w:rPr>
-        <w:t>MXN442</w:t>
-      </w:r>
-      <w:r>
-        <w:rPr>
-          <w:rFonts w:asciiTheme="majorBidi" w:hAnsiTheme="majorBidi" w:cstheme="majorBidi"/>
-          <w:b/>
-          <w:bCs/>
-          <w:sz w:val="30"/>
-          <w:szCs w:val="30"/>
-          <w:lang w:val="en-US"/>
-        </w:rPr>
-        <w:t xml:space="preserve">: </w:t>
-      </w:r>
-      <w:r>
-        <w:rPr>
-          <w:rFonts w:asciiTheme="majorBidi" w:hAnsiTheme="majorBidi" w:cstheme="majorBidi"/>
-          <w:b/>
-          <w:bCs/>
-          <w:sz w:val="30"/>
-          <w:szCs w:val="30"/>
-          <w:lang w:val="en-US"/>
-        </w:rPr>
-        <w:t>Assignment 2 Report</w:t>
+        <w:t>MXN442: Assignment 2 Report</w:t>
       </w:r>
     </w:p>
     <w:p>
@@ -159,16 +137,7 @@
           <w:szCs w:val="26"/>
           <w:lang w:val="en-US"/>
         </w:rPr>
-        <w:t xml:space="preserve"> </w:t>
-      </w:r>
-      <w:r>
-        <w:rPr>
-          <w:rFonts w:asciiTheme="majorBidi" w:hAnsiTheme="majorBidi" w:cstheme="majorBidi"/>
-          <w:sz w:val="26"/>
-          <w:szCs w:val="26"/>
-          <w:lang w:val="en-US"/>
-        </w:rPr>
-        <w:t>(Jain et al., 2025)</w:t>
+        <w:t xml:space="preserve"> (Jain et al., 2025)</w:t>
       </w:r>
     </w:p>
     <w:p>
@@ -485,43 +454,79 @@
           <w:szCs w:val="22"/>
           <w:lang w:val="en-US"/>
         </w:rPr>
-        <w:t xml:space="preserve">Fake news can refer to both misinformation or even disinformation, spread on the internet through social media or even aired by traditional new media </w:t>
-      </w:r>
-      <w:r>
-        <w:rPr>
-          <w:rFonts w:asciiTheme="majorBidi" w:hAnsiTheme="majorBidi" w:cstheme="majorBidi"/>
-          <w:sz w:val="22"/>
-          <w:szCs w:val="22"/>
-          <w:lang w:val="en-US"/>
-        </w:rPr>
-        <w:t>(National Library of Australia, 2023)</w:t>
-      </w:r>
-      <w:r>
-        <w:rPr>
-          <w:rFonts w:asciiTheme="majorBidi" w:hAnsiTheme="majorBidi" w:cstheme="majorBidi"/>
-          <w:sz w:val="22"/>
-          <w:szCs w:val="22"/>
-          <w:lang w:val="en-US"/>
-        </w:rPr>
-        <w:t xml:space="preserve">. These fake news aim to propagate propaganda, create clickbait, or even cause conspiracies amongst the community. In today’s world where we are deeply connected with each other through the internet, it becomes very easy to view and even believe in this fake news. This has potential to harm lives and poses a threat to society </w:t>
-      </w:r>
-      <w:r>
-        <w:rPr>
-          <w:rFonts w:asciiTheme="majorBidi" w:hAnsiTheme="majorBidi" w:cstheme="majorBidi"/>
-          <w:sz w:val="22"/>
-          <w:szCs w:val="22"/>
-          <w:lang w:val="en-US"/>
-        </w:rPr>
-        <w:t>(Jain et al., 2025)</w:t>
-      </w:r>
-      <w:r>
-        <w:rPr>
-          <w:rFonts w:asciiTheme="majorBidi" w:hAnsiTheme="majorBidi" w:cstheme="majorBidi"/>
-          <w:sz w:val="22"/>
-          <w:szCs w:val="22"/>
-          <w:lang w:val="en-US"/>
-        </w:rPr>
-        <w:t>.</w:t>
+        <w:t>Fake news can refer to both misinformation or even disinformation, spread on the internet through social media or even aired by traditional new</w:t>
+      </w:r>
+      <w:r>
+        <w:rPr>
+          <w:rFonts w:asciiTheme="majorBidi" w:hAnsiTheme="majorBidi" w:cstheme="majorBidi"/>
+          <w:sz w:val="22"/>
+          <w:szCs w:val="22"/>
+          <w:lang w:val="en-US"/>
+        </w:rPr>
+        <w:t>s</w:t>
+      </w:r>
+      <w:r>
+        <w:rPr>
+          <w:rFonts w:asciiTheme="majorBidi" w:hAnsiTheme="majorBidi" w:cstheme="majorBidi"/>
+          <w:sz w:val="22"/>
+          <w:szCs w:val="22"/>
+          <w:lang w:val="en-US"/>
+        </w:rPr>
+        <w:t xml:space="preserve"> media (National Library of Australia, 2023). These fake news </w:t>
+      </w:r>
+      <w:r>
+        <w:rPr>
+          <w:rFonts w:asciiTheme="majorBidi" w:hAnsiTheme="majorBidi" w:cstheme="majorBidi"/>
+          <w:sz w:val="22"/>
+          <w:szCs w:val="22"/>
+          <w:lang w:val="en-US"/>
+        </w:rPr>
+        <w:t xml:space="preserve">stories </w:t>
+      </w:r>
+      <w:r>
+        <w:rPr>
+          <w:rFonts w:asciiTheme="majorBidi" w:hAnsiTheme="majorBidi" w:cstheme="majorBidi"/>
+          <w:sz w:val="22"/>
+          <w:szCs w:val="22"/>
+          <w:lang w:val="en-US"/>
+        </w:rPr>
+        <w:t>aim to propagate propaganda, create clickbait, or even cause conspiracies amongst the community. In today’s world</w:t>
+      </w:r>
+      <w:r>
+        <w:rPr>
+          <w:rFonts w:asciiTheme="majorBidi" w:hAnsiTheme="majorBidi" w:cstheme="majorBidi"/>
+          <w:sz w:val="22"/>
+          <w:szCs w:val="22"/>
+          <w:lang w:val="en-US"/>
+        </w:rPr>
+        <w:t>,</w:t>
+      </w:r>
+      <w:r>
+        <w:rPr>
+          <w:rFonts w:asciiTheme="majorBidi" w:hAnsiTheme="majorBidi" w:cstheme="majorBidi"/>
+          <w:sz w:val="22"/>
+          <w:szCs w:val="22"/>
+          <w:lang w:val="en-US"/>
+        </w:rPr>
+        <w:t xml:space="preserve"> where we are deeply connected with each other through the internet, it becomes very easy to view and even believe in this fake news. This has </w:t>
+      </w:r>
+      <w:r>
+        <w:rPr>
+          <w:rFonts w:asciiTheme="majorBidi" w:hAnsiTheme="majorBidi" w:cstheme="majorBidi"/>
+          <w:sz w:val="22"/>
+          <w:szCs w:val="22"/>
+          <w:lang w:val="en-US"/>
+        </w:rPr>
+        <w:t xml:space="preserve">the </w:t>
+      </w:r>
+      <w:r>
+        <w:rPr>
+          <w:rFonts w:asciiTheme="majorBidi" w:hAnsiTheme="majorBidi" w:cstheme="majorBidi"/>
+          <w:sz w:val="22"/>
+          <w:szCs w:val="22"/>
+          <w:lang w:val="en-US"/>
+        </w:rPr>
+        <w:t>potential to harm lives and poses a threat to society (Jain et al., 2025).</w:t>
       </w:r>
     </w:p>
     <w:p>
@@ -551,7 +556,25 @@
           <w:szCs w:val="22"/>
           <w:lang w:val="en-US"/>
         </w:rPr>
-        <w:t>linguistic feature selection has often been overlooked. The authors aim to overcome feature redundancy by using an optimization technique that selects the optimal linguistic features from a larger set. The Harris Hawks Optimization (HHO) algorithm has been used by the authors as the feature selector. By leveraging these selected features, they aim to build a more accurate and generalizable model using a CNN-BiLSTM hybrid.</w:t>
+        <w:t>linguistic feature selection has often been overlooked. The authors aim to overcome feature redundancy by using an optimization technique that selects the optimal linguistic features from a larger set. The Harris Hawks Optimization (HHO) algorithm has been used by the authors as the feature selector. By leveraging these selected features, they aim to build a more accurate and generalizable model using a CNN-BiLSTM hybrid</w:t>
+      </w:r>
+      <w:r>
+        <w:rPr>
+          <w:rFonts w:asciiTheme="majorBidi" w:hAnsiTheme="majorBidi" w:cstheme="majorBidi"/>
+          <w:sz w:val="22"/>
+          <w:szCs w:val="22"/>
+          <w:lang w:val="en-US"/>
+        </w:rPr>
+        <w:t xml:space="preserve"> model</w:t>
+      </w:r>
+      <w:r>
+        <w:rPr>
+          <w:rFonts w:asciiTheme="majorBidi" w:hAnsiTheme="majorBidi" w:cstheme="majorBidi"/>
+          <w:sz w:val="22"/>
+          <w:szCs w:val="22"/>
+          <w:lang w:val="en-US"/>
+        </w:rPr>
+        <w:t>.</w:t>
       </w:r>
     </w:p>
     <w:p>
@@ -572,7 +595,43 @@
           <w:szCs w:val="22"/>
           <w:lang w:val="en-US"/>
         </w:rPr>
-        <w:t>The objective of this assignment is to replicate the performance of the research article using methods that were used in MXN442. As such, this assignment implements the use of logistic regression, SVM, and an XGBoost Classifier as the main methods. The dataset and linguistic features used have been provided by the authors of the paper.</w:t>
+        <w:t xml:space="preserve">The objective of this assignment is to replicate the performance of the research article using </w:t>
+      </w:r>
+      <w:r>
+        <w:rPr>
+          <w:rFonts w:asciiTheme="majorBidi" w:hAnsiTheme="majorBidi" w:cstheme="majorBidi"/>
+          <w:sz w:val="22"/>
+          <w:szCs w:val="22"/>
+          <w:lang w:val="en-US"/>
+        </w:rPr>
+        <w:t xml:space="preserve">the </w:t>
+      </w:r>
+      <w:r>
+        <w:rPr>
+          <w:rFonts w:asciiTheme="majorBidi" w:hAnsiTheme="majorBidi" w:cstheme="majorBidi"/>
+          <w:sz w:val="22"/>
+          <w:szCs w:val="22"/>
+          <w:lang w:val="en-US"/>
+        </w:rPr>
+        <w:t xml:space="preserve">methods that were </w:t>
+      </w:r>
+      <w:r>
+        <w:rPr>
+          <w:rFonts w:asciiTheme="majorBidi" w:hAnsiTheme="majorBidi" w:cstheme="majorBidi"/>
+          <w:sz w:val="22"/>
+          <w:szCs w:val="22"/>
+          <w:lang w:val="en-US"/>
+        </w:rPr>
+        <w:t>taught</w:t>
+      </w:r>
+      <w:r>
+        <w:rPr>
+          <w:rFonts w:asciiTheme="majorBidi" w:hAnsiTheme="majorBidi" w:cstheme="majorBidi"/>
+          <w:sz w:val="22"/>
+          <w:szCs w:val="22"/>
+          <w:lang w:val="en-US"/>
+        </w:rPr>
+        <w:t xml:space="preserve"> in MXN442. As such, this assignment implements the use of logistic regression, SVM, and an XGBoost Classifier as the main methods. The dataset and linguistic features used have been provided by the authors of the paper.</w:t>
       </w:r>
     </w:p>
     <w:p>
@@ -620,7 +679,25 @@
           <w:szCs w:val="22"/>
           <w:lang w:val="en-US"/>
         </w:rPr>
-        <w:t>The datasets used and the linguistic features have been provided by the authors of the paper. For this assignment, only 2 of the 4 datasets have been considered. Both datasets consist of title, text and a label (0 = genuine, 1 = fake news).</w:t>
+        <w:t>The datasets used and the linguistic features have been provided by the authors of the paper. For this assignment, only 2 of the 4 datasets have been considered. Both datasets consist of title, text</w:t>
+      </w:r>
+      <w:r>
+        <w:rPr>
+          <w:rFonts w:asciiTheme="majorBidi" w:hAnsiTheme="majorBidi" w:cstheme="majorBidi"/>
+          <w:sz w:val="22"/>
+          <w:szCs w:val="22"/>
+          <w:lang w:val="en-US"/>
+        </w:rPr>
+        <w:t>,</w:t>
+      </w:r>
+      <w:r>
+        <w:rPr>
+          <w:rFonts w:asciiTheme="majorBidi" w:hAnsiTheme="majorBidi" w:cstheme="majorBidi"/>
+          <w:sz w:val="22"/>
+          <w:szCs w:val="22"/>
+          <w:lang w:val="en-US"/>
+        </w:rPr>
+        <w:t xml:space="preserve"> and a label (0 = genuine, 1 = fake news).</w:t>
       </w:r>
     </w:p>
     <w:p>
@@ -805,7 +882,25 @@
           <w:szCs w:val="22"/>
           <w:lang w:val="en-US"/>
         </w:rPr>
-        <w:t>The McIntire dataset consists of 6,335 records of data mostly news articles from the 2016 US presidential elections. The dataset is fairly balanced between genuine and fake articles, ensuring that any models trained on this dataset would not be biased towards either of the class labels.</w:t>
+        <w:t>The McIntire dataset consists of 6,335 records of data</w:t>
+      </w:r>
+      <w:r>
+        <w:rPr>
+          <w:rFonts w:asciiTheme="majorBidi" w:hAnsiTheme="majorBidi" w:cstheme="majorBidi"/>
+          <w:sz w:val="22"/>
+          <w:szCs w:val="22"/>
+          <w:lang w:val="en-US"/>
+        </w:rPr>
+        <w:t>,</w:t>
+      </w:r>
+      <w:r>
+        <w:rPr>
+          <w:rFonts w:asciiTheme="majorBidi" w:hAnsiTheme="majorBidi" w:cstheme="majorBidi"/>
+          <w:sz w:val="22"/>
+          <w:szCs w:val="22"/>
+          <w:lang w:val="en-US"/>
+        </w:rPr>
+        <w:t xml:space="preserve"> mostly news articles from the 2016 US presidential elections. The dataset is fairly balanced between genuine and fake articles, ensuring that any models trained on this dataset would not be biased towards either of the class labels.</w:t>
       </w:r>
     </w:p>
     <w:p>
@@ -853,18 +948,7 @@
           <w:u w:val="single"/>
           <w:lang w:val="en-US"/>
         </w:rPr>
-        <w:t>Kaggle</w:t>
-      </w:r>
-      <w:r>
-        <w:rPr>
-          <w:rFonts w:asciiTheme="majorBidi" w:hAnsiTheme="majorBidi"/>
-          <w:color w:val="000000" w:themeColor="text1"/>
-          <w:sz w:val="22"/>
-          <w:szCs w:val="22"/>
-          <w:u w:val="single"/>
-          <w:lang w:val="en-US"/>
-        </w:rPr>
-        <w:t xml:space="preserve"> Dataset</w:t>
+        <w:t>Kaggle Dataset</w:t>
       </w:r>
     </w:p>
     <w:p>
@@ -1002,27 +1086,7 @@
           <w:color w:val="000000" w:themeColor="text1"/>
           <w:lang w:val="en-US"/>
         </w:rPr>
-        <w:t xml:space="preserve">: </w:t>
-      </w:r>
-      <w:r>
-        <w:rPr>
-          <w:rFonts w:asciiTheme="majorBidi" w:hAnsiTheme="majorBidi" w:cstheme="majorBidi"/>
-          <w:i w:val="0"/>
-          <w:iCs w:val="0"/>
-          <w:color w:val="000000" w:themeColor="text1"/>
-          <w:lang w:val="en-US"/>
-        </w:rPr>
-        <w:t>Kaggle</w:t>
-      </w:r>
-      <w:r>
-        <w:rPr>
-          <w:rFonts w:asciiTheme="majorBidi" w:hAnsiTheme="majorBidi" w:cstheme="majorBidi"/>
-          <w:i w:val="0"/>
-          <w:iCs w:val="0"/>
-          <w:color w:val="000000" w:themeColor="text1"/>
-          <w:lang w:val="en-US"/>
-        </w:rPr>
-        <w:t xml:space="preserve"> Dataset Features</w:t>
+        <w:t>: Kaggle Dataset Features</w:t>
       </w:r>
     </w:p>
     <w:p>
@@ -1043,88 +1107,34 @@
           <w:szCs w:val="22"/>
           <w:lang w:val="en-US"/>
         </w:rPr>
-        <w:t xml:space="preserve">The </w:t>
-      </w:r>
-      <w:r>
-        <w:rPr>
-          <w:rFonts w:asciiTheme="majorBidi" w:hAnsiTheme="majorBidi" w:cstheme="majorBidi"/>
-          <w:sz w:val="22"/>
-          <w:szCs w:val="22"/>
-          <w:lang w:val="en-US"/>
-        </w:rPr>
-        <w:t>Kaggle</w:t>
-      </w:r>
-      <w:r>
-        <w:rPr>
-          <w:rFonts w:asciiTheme="majorBidi" w:hAnsiTheme="majorBidi" w:cstheme="majorBidi"/>
-          <w:sz w:val="22"/>
-          <w:szCs w:val="22"/>
-          <w:lang w:val="en-US"/>
-        </w:rPr>
-        <w:t xml:space="preserve"> dataset</w:t>
-      </w:r>
-      <w:r>
-        <w:rPr>
-          <w:rFonts w:asciiTheme="majorBidi" w:hAnsiTheme="majorBidi" w:cstheme="majorBidi"/>
-          <w:sz w:val="22"/>
-          <w:szCs w:val="22"/>
-          <w:lang w:val="en-US"/>
-        </w:rPr>
-        <w:t xml:space="preserve"> is a much larger corpus of data,</w:t>
-      </w:r>
-      <w:r>
-        <w:rPr>
-          <w:rFonts w:asciiTheme="majorBidi" w:hAnsiTheme="majorBidi" w:cstheme="majorBidi"/>
-          <w:sz w:val="22"/>
-          <w:szCs w:val="22"/>
-          <w:lang w:val="en-US"/>
-        </w:rPr>
-        <w:t xml:space="preserve"> consist</w:t>
-      </w:r>
-      <w:r>
-        <w:rPr>
-          <w:rFonts w:asciiTheme="majorBidi" w:hAnsiTheme="majorBidi" w:cstheme="majorBidi"/>
-          <w:sz w:val="22"/>
-          <w:szCs w:val="22"/>
-          <w:lang w:val="en-US"/>
-        </w:rPr>
-        <w:t>ing</w:t>
-      </w:r>
-      <w:r>
-        <w:rPr>
-          <w:rFonts w:asciiTheme="majorBidi" w:hAnsiTheme="majorBidi" w:cstheme="majorBidi"/>
-          <w:sz w:val="22"/>
-          <w:szCs w:val="22"/>
-          <w:lang w:val="en-US"/>
-        </w:rPr>
-        <w:t xml:space="preserve"> of </w:t>
-      </w:r>
-      <w:r>
-        <w:rPr>
-          <w:rFonts w:asciiTheme="majorBidi" w:hAnsiTheme="majorBidi" w:cstheme="majorBidi"/>
-          <w:sz w:val="22"/>
-          <w:szCs w:val="22"/>
-          <w:lang w:val="en-US"/>
-        </w:rPr>
-        <w:t>20,761</w:t>
-      </w:r>
-      <w:r>
-        <w:rPr>
-          <w:rFonts w:asciiTheme="majorBidi" w:hAnsiTheme="majorBidi" w:cstheme="majorBidi"/>
-          <w:sz w:val="22"/>
-          <w:szCs w:val="22"/>
-          <w:lang w:val="en-US"/>
-        </w:rPr>
-        <w:t xml:space="preserve"> records of data </w:t>
-      </w:r>
-      <w:r>
-        <w:rPr>
-          <w:rFonts w:asciiTheme="majorBidi" w:hAnsiTheme="majorBidi" w:cstheme="majorBidi"/>
-          <w:sz w:val="22"/>
-          <w:szCs w:val="22"/>
-          <w:lang w:val="en-US"/>
-        </w:rPr>
-        <w:t>from real-word outlets in different domains</w:t>
+        <w:t xml:space="preserve">The Kaggle dataset is a much larger corpus of data, consisting of 20,761 records of data </w:t>
+      </w:r>
+      <w:r>
+        <w:rPr>
+          <w:rFonts w:asciiTheme="majorBidi" w:hAnsiTheme="majorBidi" w:cstheme="majorBidi"/>
+          <w:sz w:val="22"/>
+          <w:szCs w:val="22"/>
+          <w:lang w:val="en-US"/>
+        </w:rPr>
+        <w:t>from real-wor</w:t>
+      </w:r>
+      <w:r>
+        <w:rPr>
+          <w:rFonts w:asciiTheme="majorBidi" w:hAnsiTheme="majorBidi" w:cstheme="majorBidi"/>
+          <w:sz w:val="22"/>
+          <w:szCs w:val="22"/>
+          <w:lang w:val="en-US"/>
+        </w:rPr>
+        <w:t>l</w:t>
+      </w:r>
+      <w:r>
+        <w:rPr>
+          <w:rFonts w:asciiTheme="majorBidi" w:hAnsiTheme="majorBidi" w:cstheme="majorBidi"/>
+          <w:sz w:val="22"/>
+          <w:szCs w:val="22"/>
+          <w:lang w:val="en-US"/>
+        </w:rPr>
+        <w:t>d outlets in different domains</w:t>
       </w:r>
       <w:r>
         <w:rPr>
@@ -1208,7 +1218,97 @@
           <w:szCs w:val="22"/>
           <w:lang w:val="en-US"/>
         </w:rPr>
-        <w:t>e authors of the paper preprocess their datasets and then extract its linguistic features. They implementation the HHO algorithm (refer Figure 3) to pick the most informative subset of features. Then a Word2Vec model extracts word embeddings from the dataset which is then combines with the selected linguistic features. The authors then train and evaluate their model individually on each dataset.</w:t>
+        <w:t xml:space="preserve">e authors of the paper preprocess their datasets and then extract </w:t>
+      </w:r>
+      <w:r>
+        <w:rPr>
+          <w:rFonts w:asciiTheme="majorBidi" w:hAnsiTheme="majorBidi" w:cstheme="majorBidi"/>
+          <w:sz w:val="22"/>
+          <w:szCs w:val="22"/>
+          <w:lang w:val="en-US"/>
+        </w:rPr>
+        <w:t>their</w:t>
+      </w:r>
+      <w:r>
+        <w:rPr>
+          <w:rFonts w:asciiTheme="majorBidi" w:hAnsiTheme="majorBidi" w:cstheme="majorBidi"/>
+          <w:sz w:val="22"/>
+          <w:szCs w:val="22"/>
+          <w:lang w:val="en-US"/>
+        </w:rPr>
+        <w:t xml:space="preserve"> linguistic features. They implement the HHO algorithm (refer </w:t>
+      </w:r>
+      <w:r>
+        <w:rPr>
+          <w:rFonts w:asciiTheme="majorBidi" w:hAnsiTheme="majorBidi" w:cstheme="majorBidi"/>
+          <w:sz w:val="22"/>
+          <w:szCs w:val="22"/>
+          <w:lang w:val="en-US"/>
+        </w:rPr>
+        <w:t xml:space="preserve">to </w:t>
+      </w:r>
+      <w:r>
+        <w:rPr>
+          <w:rFonts w:asciiTheme="majorBidi" w:hAnsiTheme="majorBidi" w:cstheme="majorBidi"/>
+          <w:sz w:val="22"/>
+          <w:szCs w:val="22"/>
+          <w:lang w:val="en-US"/>
+        </w:rPr>
+        <w:t>Figure 3) to pick the most informative subset of features. Then</w:t>
+      </w:r>
+      <w:r>
+        <w:rPr>
+          <w:rFonts w:asciiTheme="majorBidi" w:hAnsiTheme="majorBidi" w:cstheme="majorBidi"/>
+          <w:sz w:val="22"/>
+          <w:szCs w:val="22"/>
+          <w:lang w:val="en-US"/>
+        </w:rPr>
+        <w:t>,</w:t>
+      </w:r>
+      <w:r>
+        <w:rPr>
+          <w:rFonts w:asciiTheme="majorBidi" w:hAnsiTheme="majorBidi" w:cstheme="majorBidi"/>
+          <w:sz w:val="22"/>
+          <w:szCs w:val="22"/>
+          <w:lang w:val="en-US"/>
+        </w:rPr>
+        <w:t xml:space="preserve"> a Word2Vec model extracts word embeddings from the dataset</w:t>
+      </w:r>
+      <w:r>
+        <w:rPr>
+          <w:rFonts w:asciiTheme="majorBidi" w:hAnsiTheme="majorBidi" w:cstheme="majorBidi"/>
+          <w:sz w:val="22"/>
+          <w:szCs w:val="22"/>
+          <w:lang w:val="en-US"/>
+        </w:rPr>
+        <w:t>,</w:t>
+      </w:r>
+      <w:r>
+        <w:rPr>
+          <w:rFonts w:asciiTheme="majorBidi" w:hAnsiTheme="majorBidi" w:cstheme="majorBidi"/>
+          <w:sz w:val="22"/>
+          <w:szCs w:val="22"/>
+          <w:lang w:val="en-US"/>
+        </w:rPr>
+        <w:t xml:space="preserve"> which is then combine</w:t>
+      </w:r>
+      <w:r>
+        <w:rPr>
+          <w:rFonts w:asciiTheme="majorBidi" w:hAnsiTheme="majorBidi" w:cstheme="majorBidi"/>
+          <w:sz w:val="22"/>
+          <w:szCs w:val="22"/>
+          <w:lang w:val="en-US"/>
+        </w:rPr>
+        <w:t>d</w:t>
+      </w:r>
+      <w:r>
+        <w:rPr>
+          <w:rFonts w:asciiTheme="majorBidi" w:hAnsiTheme="majorBidi" w:cstheme="majorBidi"/>
+          <w:sz w:val="22"/>
+          <w:szCs w:val="22"/>
+          <w:lang w:val="en-US"/>
+        </w:rPr>
+        <w:t xml:space="preserve"> with the selected linguistic features. The authors then train and evaluate their model individually on each dataset.</w:t>
       </w:r>
     </w:p>
     <w:p>
@@ -1225,6 +1325,7 @@
       <w:r>
         <w:rPr>
           <w:rFonts w:asciiTheme="majorBidi" w:hAnsiTheme="majorBidi" w:cstheme="majorBidi"/>
+          <w:noProof/>
           <w:sz w:val="22"/>
           <w:szCs w:val="22"/>
           <w:lang w:val="en-US"/>
@@ -1342,17 +1443,7 @@
           <w:color w:val="000000" w:themeColor="text1"/>
           <w:lang w:val="en-US"/>
         </w:rPr>
-        <w:t xml:space="preserve">: </w:t>
-      </w:r>
-      <w:r>
-        <w:rPr>
-          <w:rFonts w:asciiTheme="majorBidi" w:hAnsiTheme="majorBidi" w:cstheme="majorBidi"/>
-          <w:i w:val="0"/>
-          <w:iCs w:val="0"/>
-          <w:color w:val="000000" w:themeColor="text1"/>
-          <w:lang w:val="en-US"/>
-        </w:rPr>
-        <w:t>HHO Algorithm</w:t>
+        <w:t>: HHO Algorithm</w:t>
       </w:r>
       <w:r>
         <w:rPr>
@@ -1408,16 +1499,70 @@
           <w:szCs w:val="22"/>
           <w:lang w:val="en-US"/>
         </w:rPr>
-        <w:t xml:space="preserve">The preprocessing implemented for this assignment follows the similar strategy adopted by the paper. </w:t>
-      </w:r>
-      <w:r>
-        <w:rPr>
-          <w:rFonts w:asciiTheme="majorBidi" w:hAnsiTheme="majorBidi" w:cstheme="majorBidi"/>
-          <w:sz w:val="22"/>
-          <w:szCs w:val="22"/>
-          <w:lang w:val="en-US"/>
-        </w:rPr>
-        <w:t xml:space="preserve">This includes normalizing the text and converting to lowercase. Then removing URLs and special characters. The words are then tokenized using the NLTK tokenizer. Finally, stop </w:t>
+        <w:t xml:space="preserve">The preprocessing implemented for this assignment follows </w:t>
+      </w:r>
+      <w:r>
+        <w:rPr>
+          <w:rFonts w:asciiTheme="majorBidi" w:hAnsiTheme="majorBidi" w:cstheme="majorBidi"/>
+          <w:sz w:val="22"/>
+          <w:szCs w:val="22"/>
+          <w:lang w:val="en-US"/>
+        </w:rPr>
+        <w:t>a</w:t>
+      </w:r>
+      <w:r>
+        <w:rPr>
+          <w:rFonts w:asciiTheme="majorBidi" w:hAnsiTheme="majorBidi" w:cstheme="majorBidi"/>
+          <w:sz w:val="22"/>
+          <w:szCs w:val="22"/>
+          <w:lang w:val="en-US"/>
+        </w:rPr>
+        <w:t xml:space="preserve"> similar strategy adopted by the paper. </w:t>
+      </w:r>
+      <w:r>
+        <w:rPr>
+          <w:rFonts w:asciiTheme="majorBidi" w:hAnsiTheme="majorBidi" w:cstheme="majorBidi"/>
+          <w:sz w:val="22"/>
+          <w:szCs w:val="22"/>
+          <w:lang w:val="en-US"/>
+        </w:rPr>
+        <w:t xml:space="preserve">This includes normalizing the text and converting </w:t>
+      </w:r>
+      <w:r>
+        <w:rPr>
+          <w:rFonts w:asciiTheme="majorBidi" w:hAnsiTheme="majorBidi" w:cstheme="majorBidi"/>
+          <w:sz w:val="22"/>
+          <w:szCs w:val="22"/>
+          <w:lang w:val="en-US"/>
+        </w:rPr>
+        <w:t xml:space="preserve">it </w:t>
+      </w:r>
+      <w:r>
+        <w:rPr>
+          <w:rFonts w:asciiTheme="majorBidi" w:hAnsiTheme="majorBidi" w:cstheme="majorBidi"/>
+          <w:sz w:val="22"/>
+          <w:szCs w:val="22"/>
+          <w:lang w:val="en-US"/>
+        </w:rPr>
+        <w:t>to lowercase. Then</w:t>
+      </w:r>
+      <w:r>
+        <w:rPr>
+          <w:rFonts w:asciiTheme="majorBidi" w:hAnsiTheme="majorBidi" w:cstheme="majorBidi"/>
+          <w:sz w:val="22"/>
+          <w:szCs w:val="22"/>
+          <w:lang w:val="en-US"/>
+        </w:rPr>
+        <w:t>,</w:t>
+      </w:r>
+      <w:r>
+        <w:rPr>
+          <w:rFonts w:asciiTheme="majorBidi" w:hAnsiTheme="majorBidi" w:cstheme="majorBidi"/>
+          <w:sz w:val="22"/>
+          <w:szCs w:val="22"/>
+          <w:lang w:val="en-US"/>
+        </w:rPr>
+        <w:t xml:space="preserve"> removing URLs and special characters. The words are then tokenized using the NLTK tokenizer. Finally, stop </w:t>
       </w:r>
       <w:r>
         <w:rPr>
@@ -1435,7 +1580,25 @@
           <w:szCs w:val="22"/>
           <w:lang w:val="en-US"/>
         </w:rPr>
-        <w:t xml:space="preserve"> are removed and the words are converted to their base form using a technique called lemmatization.</w:t>
+        <w:t xml:space="preserve"> are removed</w:t>
+      </w:r>
+      <w:r>
+        <w:rPr>
+          <w:rFonts w:asciiTheme="majorBidi" w:hAnsiTheme="majorBidi" w:cstheme="majorBidi"/>
+          <w:sz w:val="22"/>
+          <w:szCs w:val="22"/>
+          <w:lang w:val="en-US"/>
+        </w:rPr>
+        <w:t>,</w:t>
+      </w:r>
+      <w:r>
+        <w:rPr>
+          <w:rFonts w:asciiTheme="majorBidi" w:hAnsiTheme="majorBidi" w:cstheme="majorBidi"/>
+          <w:sz w:val="22"/>
+          <w:szCs w:val="22"/>
+          <w:lang w:val="en-US"/>
+        </w:rPr>
+        <w:t xml:space="preserve"> and the words are converted to their base form using a technique called lemmatization.</w:t>
       </w:r>
       <w:r>
         <w:rPr>
@@ -1491,16 +1654,25 @@
           <w:szCs w:val="22"/>
           <w:lang w:val="en-US"/>
         </w:rPr>
-        <w:t xml:space="preserve">The </w:t>
-      </w:r>
-      <w:r>
-        <w:rPr>
-          <w:rFonts w:asciiTheme="majorBidi" w:hAnsiTheme="majorBidi" w:cstheme="majorBidi"/>
-          <w:sz w:val="22"/>
-          <w:szCs w:val="22"/>
-          <w:lang w:val="en-US"/>
-        </w:rPr>
-        <w:t>models were implemented using 2 separate approaches – Word2Vec Approach, TF-IDF Vectorizer Approach.</w:t>
+        <w:t>The models were implemented using 2 separate approaches</w:t>
+      </w:r>
+      <w:r>
+        <w:rPr>
+          <w:rFonts w:asciiTheme="majorBidi" w:hAnsiTheme="majorBidi" w:cstheme="majorBidi"/>
+          <w:sz w:val="22"/>
+          <w:szCs w:val="22"/>
+          <w:lang w:val="en-US"/>
+        </w:rPr>
+        <w:t>:</w:t>
+      </w:r>
+      <w:r>
+        <w:rPr>
+          <w:rFonts w:asciiTheme="majorBidi" w:hAnsiTheme="majorBidi" w:cstheme="majorBidi"/>
+          <w:sz w:val="22"/>
+          <w:szCs w:val="22"/>
+          <w:lang w:val="en-US"/>
+        </w:rPr>
+        <w:t xml:space="preserve"> Word2Vec Approach, TF-IDF Vectorizer Approach.</w:t>
       </w:r>
     </w:p>
     <w:p>
@@ -1524,8 +1696,47 @@
           <w:lang w:val="en-US"/>
         </w:rPr>
         <w:lastRenderedPageBreak/>
-        <w:t>Word2Vec Approach</w:t>
-      </w:r>
+        <w:t xml:space="preserve">Word2Vec Approach: </w:t>
+      </w:r>
+      <w:r>
+        <w:rPr>
+          <w:rFonts w:asciiTheme="majorBidi" w:hAnsiTheme="majorBidi" w:cstheme="majorBidi"/>
+          <w:sz w:val="22"/>
+          <w:szCs w:val="22"/>
+          <w:lang w:val="en-US"/>
+        </w:rPr>
+        <w:t xml:space="preserve">This is the approach that the authors of the paper use. It is a shallow </w:t>
+      </w:r>
+      <w:r>
+        <w:rPr>
+          <w:rFonts w:asciiTheme="majorBidi" w:hAnsiTheme="majorBidi" w:cstheme="majorBidi"/>
+          <w:sz w:val="22"/>
+          <w:szCs w:val="22"/>
+          <w:lang w:val="en-US"/>
+        </w:rPr>
+        <w:t>deep-learning</w:t>
+      </w:r>
+      <w:r>
+        <w:rPr>
+          <w:rFonts w:asciiTheme="majorBidi" w:hAnsiTheme="majorBidi" w:cstheme="majorBidi"/>
+          <w:sz w:val="22"/>
+          <w:szCs w:val="22"/>
+          <w:lang w:val="en-US"/>
+        </w:rPr>
+        <w:t xml:space="preserve"> model that works by creating a vector space in which words with semantically similar meaning are placed close together (TensorFlow, 2024). The vector size has been set to 100, with a window of 5 and a minimum count of 1.</w:t>
+      </w:r>
+    </w:p>
+    <w:p>
+      <w:pPr>
+        <w:spacing w:line="276" w:lineRule="auto"/>
+        <w:jc w:val="both"/>
+        <w:rPr>
+          <w:rFonts w:asciiTheme="majorBidi" w:hAnsiTheme="majorBidi" w:cstheme="majorBidi"/>
+          <w:sz w:val="22"/>
+          <w:szCs w:val="22"/>
+          <w:lang w:val="en-US"/>
+        </w:rPr>
+      </w:pPr>
       <w:r>
         <w:rPr>
           <w:rFonts w:asciiTheme="majorBidi" w:hAnsiTheme="majorBidi" w:cstheme="majorBidi"/>
@@ -1535,34 +1746,73 @@
           <w:szCs w:val="22"/>
           <w:lang w:val="en-US"/>
         </w:rPr>
-        <w:t xml:space="preserve">: </w:t>
-      </w:r>
-      <w:r>
-        <w:rPr>
-          <w:rFonts w:asciiTheme="majorBidi" w:hAnsiTheme="majorBidi" w:cstheme="majorBidi"/>
-          <w:sz w:val="22"/>
-          <w:szCs w:val="22"/>
-          <w:lang w:val="en-US"/>
-        </w:rPr>
-        <w:t xml:space="preserve">This is the approach that the authors of the paper use. It is a shallow CNN model that works by creating a vector space in which words with semantically similar meaning are placed closed together </w:t>
-      </w:r>
-      <w:r>
-        <w:rPr>
-          <w:rFonts w:asciiTheme="majorBidi" w:hAnsiTheme="majorBidi" w:cstheme="majorBidi"/>
-          <w:sz w:val="22"/>
-          <w:szCs w:val="22"/>
-          <w:lang w:val="en-US"/>
-        </w:rPr>
-        <w:t>(TensorFlow, 2024)</w:t>
-      </w:r>
-      <w:r>
-        <w:rPr>
-          <w:rFonts w:asciiTheme="majorBidi" w:hAnsiTheme="majorBidi" w:cstheme="majorBidi"/>
-          <w:sz w:val="22"/>
-          <w:szCs w:val="22"/>
-          <w:lang w:val="en-US"/>
-        </w:rPr>
-        <w:t>. The vector size has been set to 100, with a window of 5 and a minimum count of 1.</w:t>
+        <w:t xml:space="preserve">TF-IDF Vectorizer Approach: </w:t>
+      </w:r>
+      <w:r>
+        <w:rPr>
+          <w:rFonts w:asciiTheme="majorBidi" w:hAnsiTheme="majorBidi" w:cstheme="majorBidi"/>
+          <w:sz w:val="22"/>
+          <w:szCs w:val="22"/>
+          <w:lang w:val="en-US"/>
+        </w:rPr>
+        <w:t xml:space="preserve">The TF-IDF vectorizer converts the text into a matrix of TF-IDF features (Scikit learn, 2018). It works by weighting the word based on its frequency in the document and its frequency in the entire collection. The max_features was set </w:t>
+      </w:r>
+      <w:r>
+        <w:rPr>
+          <w:rFonts w:asciiTheme="majorBidi" w:hAnsiTheme="majorBidi" w:cstheme="majorBidi"/>
+          <w:sz w:val="22"/>
+          <w:szCs w:val="22"/>
+          <w:lang w:val="en-US"/>
+        </w:rPr>
+        <w:t>to</w:t>
+      </w:r>
+      <w:r>
+        <w:rPr>
+          <w:rFonts w:asciiTheme="majorBidi" w:hAnsiTheme="majorBidi" w:cstheme="majorBidi"/>
+          <w:sz w:val="22"/>
+          <w:szCs w:val="22"/>
+          <w:lang w:val="en-US"/>
+        </w:rPr>
+        <w:t xml:space="preserve"> 5000.</w:t>
+      </w:r>
+    </w:p>
+    <w:p>
+      <w:pPr>
+        <w:spacing w:line="276" w:lineRule="auto"/>
+        <w:jc w:val="both"/>
+        <w:rPr>
+          <w:rFonts w:asciiTheme="majorBidi" w:hAnsiTheme="majorBidi" w:cstheme="majorBidi"/>
+          <w:sz w:val="22"/>
+          <w:szCs w:val="22"/>
+          <w:lang w:val="en-US"/>
+        </w:rPr>
+      </w:pPr>
+      <w:r>
+        <w:rPr>
+          <w:rFonts w:asciiTheme="majorBidi" w:hAnsiTheme="majorBidi" w:cstheme="majorBidi"/>
+          <w:sz w:val="22"/>
+          <w:szCs w:val="22"/>
+          <w:lang w:val="en-US"/>
+        </w:rPr>
+        <w:t>The following main models have been implemented for this assignment. For each of these, 4 models have been trained in total, one for each of the approach</w:t>
+      </w:r>
+      <w:r>
+        <w:rPr>
+          <w:rFonts w:asciiTheme="majorBidi" w:hAnsiTheme="majorBidi" w:cstheme="majorBidi"/>
+          <w:sz w:val="22"/>
+          <w:szCs w:val="22"/>
+          <w:lang w:val="en-US"/>
+        </w:rPr>
+        <w:t>es</w:t>
+      </w:r>
+      <w:r>
+        <w:rPr>
+          <w:rFonts w:asciiTheme="majorBidi" w:hAnsiTheme="majorBidi" w:cstheme="majorBidi"/>
+          <w:sz w:val="22"/>
+          <w:szCs w:val="22"/>
+          <w:lang w:val="en-US"/>
+        </w:rPr>
+        <w:t xml:space="preserve"> and dataset mentioned above.</w:t>
       </w:r>
     </w:p>
     <w:p>
@@ -1585,88 +1835,6 @@
           <w:szCs w:val="22"/>
           <w:lang w:val="en-US"/>
         </w:rPr>
-        <w:t>TF-IDF Vectorizer Approach</w:t>
-      </w:r>
-      <w:r>
-        <w:rPr>
-          <w:rFonts w:asciiTheme="majorBidi" w:hAnsiTheme="majorBidi" w:cstheme="majorBidi"/>
-          <w:b/>
-          <w:bCs/>
-          <w:sz w:val="22"/>
-          <w:szCs w:val="22"/>
-          <w:lang w:val="en-US"/>
-        </w:rPr>
-        <w:t xml:space="preserve">: </w:t>
-      </w:r>
-      <w:r>
-        <w:rPr>
-          <w:rFonts w:asciiTheme="majorBidi" w:hAnsiTheme="majorBidi" w:cstheme="majorBidi"/>
-          <w:sz w:val="22"/>
-          <w:szCs w:val="22"/>
-          <w:lang w:val="en-US"/>
-        </w:rPr>
-        <w:t xml:space="preserve">The TF-IDF vectorizer converts the text into a matrix of TF-IDF features </w:t>
-      </w:r>
-      <w:r>
-        <w:rPr>
-          <w:rFonts w:asciiTheme="majorBidi" w:hAnsiTheme="majorBidi" w:cstheme="majorBidi"/>
-          <w:sz w:val="22"/>
-          <w:szCs w:val="22"/>
-          <w:lang w:val="en-US"/>
-        </w:rPr>
-        <w:t>(Scikit learn, 2018)</w:t>
-      </w:r>
-      <w:r>
-        <w:rPr>
-          <w:rFonts w:asciiTheme="majorBidi" w:hAnsiTheme="majorBidi" w:cstheme="majorBidi"/>
-          <w:sz w:val="22"/>
-          <w:szCs w:val="22"/>
-          <w:lang w:val="en-US"/>
-        </w:rPr>
-        <w:t>. It works by weighting the word based on its frequency in the document and its frequency in the entire collection. The max_features was set as 5000.</w:t>
-      </w:r>
-    </w:p>
-    <w:p>
-      <w:pPr>
-        <w:spacing w:line="276" w:lineRule="auto"/>
-        <w:jc w:val="both"/>
-        <w:rPr>
-          <w:rFonts w:asciiTheme="majorBidi" w:hAnsiTheme="majorBidi" w:cstheme="majorBidi"/>
-          <w:sz w:val="22"/>
-          <w:szCs w:val="22"/>
-          <w:lang w:val="en-US"/>
-        </w:rPr>
-      </w:pPr>
-      <w:r>
-        <w:rPr>
-          <w:rFonts w:asciiTheme="majorBidi" w:hAnsiTheme="majorBidi" w:cstheme="majorBidi"/>
-          <w:sz w:val="22"/>
-          <w:szCs w:val="22"/>
-          <w:lang w:val="en-US"/>
-        </w:rPr>
-        <w:t>The following main models have been implemented for this assignment. For each of these, 4 models have been trained in total, one for each of the approach and dataset mentioned above.</w:t>
-      </w:r>
-    </w:p>
-    <w:p>
-      <w:pPr>
-        <w:spacing w:line="276" w:lineRule="auto"/>
-        <w:jc w:val="both"/>
-        <w:rPr>
-          <w:rFonts w:asciiTheme="majorBidi" w:hAnsiTheme="majorBidi" w:cstheme="majorBidi"/>
-          <w:sz w:val="22"/>
-          <w:szCs w:val="22"/>
-          <w:lang w:val="en-US"/>
-        </w:rPr>
-      </w:pPr>
-      <w:r>
-        <w:rPr>
-          <w:rFonts w:asciiTheme="majorBidi" w:hAnsiTheme="majorBidi" w:cstheme="majorBidi"/>
-          <w:b/>
-          <w:bCs/>
-          <w:sz w:val="22"/>
-          <w:szCs w:val="22"/>
-          <w:lang w:val="en-US"/>
-        </w:rPr>
         <w:t xml:space="preserve">Logistic Regression: </w:t>
       </w:r>
       <w:r>
@@ -1676,16 +1844,52 @@
           <w:szCs w:val="22"/>
           <w:lang w:val="en-US"/>
         </w:rPr>
-        <w:t>The logistic regression model from scikit learn has been implemented. A random state of 42 and max iterations of 1000 has been set as the default value.</w:t>
-      </w:r>
-      <w:r>
-        <w:rPr>
-          <w:rFonts w:asciiTheme="majorBidi" w:hAnsiTheme="majorBidi" w:cstheme="majorBidi"/>
-          <w:sz w:val="22"/>
-          <w:szCs w:val="22"/>
-          <w:lang w:val="en-US"/>
-        </w:rPr>
-        <w:t xml:space="preserve"> The scikit learns logistic regression method can implement L1/L2 regularization to reduce the impact of the correlated linguistic features.</w:t>
+        <w:t>The logistic regression model from scikit learn has been implemented. A random state of 42 and max iterations of 1000 ha</w:t>
+      </w:r>
+      <w:r>
+        <w:rPr>
+          <w:rFonts w:asciiTheme="majorBidi" w:hAnsiTheme="majorBidi" w:cstheme="majorBidi"/>
+          <w:sz w:val="22"/>
+          <w:szCs w:val="22"/>
+          <w:lang w:val="en-US"/>
+        </w:rPr>
+        <w:t>ve</w:t>
+      </w:r>
+      <w:r>
+        <w:rPr>
+          <w:rFonts w:asciiTheme="majorBidi" w:hAnsiTheme="majorBidi" w:cstheme="majorBidi"/>
+          <w:sz w:val="22"/>
+          <w:szCs w:val="22"/>
+          <w:lang w:val="en-US"/>
+        </w:rPr>
+        <w:t xml:space="preserve"> been set as the default value.</w:t>
+      </w:r>
+      <w:r>
+        <w:rPr>
+          <w:rFonts w:asciiTheme="majorBidi" w:hAnsiTheme="majorBidi" w:cstheme="majorBidi"/>
+          <w:sz w:val="22"/>
+          <w:szCs w:val="22"/>
+          <w:lang w:val="en-US"/>
+        </w:rPr>
+        <w:t xml:space="preserve"> </w:t>
+      </w:r>
+      <w:r>
+        <w:rPr>
+          <w:rFonts w:asciiTheme="majorBidi" w:hAnsiTheme="majorBidi" w:cstheme="majorBidi"/>
+          <w:sz w:val="22"/>
+          <w:szCs w:val="22"/>
+          <w:lang w:val="en-US"/>
+        </w:rPr>
+        <w:t>This</w:t>
+      </w:r>
+      <w:r>
+        <w:rPr>
+          <w:rFonts w:asciiTheme="majorBidi" w:hAnsiTheme="majorBidi" w:cstheme="majorBidi"/>
+          <w:sz w:val="22"/>
+          <w:szCs w:val="22"/>
+          <w:lang w:val="en-US"/>
+        </w:rPr>
+        <w:t xml:space="preserve"> logistic regression method can implement L1/L2 regularization to reduce the impact of the correlated linguistic features.</w:t>
       </w:r>
     </w:p>
     <w:p>
@@ -2038,8 +2242,74 @@
           <w:szCs w:val="22"/>
           <w:lang w:val="en-US"/>
         </w:rPr>
-        <w:t>SVM</w:t>
-      </w:r>
+        <w:t xml:space="preserve">SVM: </w:t>
+      </w:r>
+      <w:r>
+        <w:rPr>
+          <w:rFonts w:asciiTheme="majorBidi" w:hAnsiTheme="majorBidi" w:cstheme="majorBidi"/>
+          <w:sz w:val="22"/>
+          <w:szCs w:val="22"/>
+          <w:lang w:val="en-US"/>
+        </w:rPr>
+        <w:t>These models maximize the margin between the classes</w:t>
+      </w:r>
+      <w:r>
+        <w:rPr>
+          <w:rFonts w:asciiTheme="majorBidi" w:hAnsiTheme="majorBidi" w:cstheme="majorBidi"/>
+          <w:sz w:val="22"/>
+          <w:szCs w:val="22"/>
+          <w:lang w:val="en-US"/>
+        </w:rPr>
+        <w:t>,</w:t>
+      </w:r>
+      <w:r>
+        <w:rPr>
+          <w:rFonts w:asciiTheme="majorBidi" w:hAnsiTheme="majorBidi" w:cstheme="majorBidi"/>
+          <w:sz w:val="22"/>
+          <w:szCs w:val="22"/>
+          <w:lang w:val="en-US"/>
+        </w:rPr>
+        <w:t xml:space="preserve"> either through a linear kernel or a radial kernel. They work better on TF-IDF features due </w:t>
+      </w:r>
+      <w:r>
+        <w:rPr>
+          <w:rFonts w:asciiTheme="majorBidi" w:hAnsiTheme="majorBidi" w:cstheme="majorBidi"/>
+          <w:sz w:val="22"/>
+          <w:szCs w:val="22"/>
+          <w:lang w:val="en-US"/>
+        </w:rPr>
+        <w:t>to their</w:t>
+      </w:r>
+      <w:r>
+        <w:rPr>
+          <w:rFonts w:asciiTheme="majorBidi" w:hAnsiTheme="majorBidi" w:cstheme="majorBidi"/>
+          <w:sz w:val="22"/>
+          <w:szCs w:val="22"/>
+          <w:lang w:val="en-US"/>
+        </w:rPr>
+        <w:t xml:space="preserve"> sparse cues.</w:t>
+      </w:r>
+      <w:r>
+        <w:rPr>
+          <w:rFonts w:asciiTheme="majorBidi" w:hAnsiTheme="majorBidi" w:cstheme="majorBidi"/>
+          <w:sz w:val="22"/>
+          <w:szCs w:val="22"/>
+          <w:lang w:val="en-US"/>
+        </w:rPr>
+        <w:t xml:space="preserve"> Scikit learn’s SVM model has been implemented with a random state of 42 as the default parameter.</w:t>
+      </w:r>
+    </w:p>
+    <w:p>
+      <w:pPr>
+        <w:spacing w:line="276" w:lineRule="auto"/>
+        <w:jc w:val="both"/>
+        <w:rPr>
+          <w:rFonts w:asciiTheme="majorBidi" w:hAnsiTheme="majorBidi" w:cstheme="majorBidi"/>
+          <w:sz w:val="22"/>
+          <w:szCs w:val="22"/>
+          <w:lang w:val="en-US"/>
+        </w:rPr>
+      </w:pPr>
       <w:r>
         <w:rPr>
           <w:rFonts w:asciiTheme="majorBidi" w:hAnsiTheme="majorBidi" w:cstheme="majorBidi"/>
@@ -2049,7 +2319,7 @@
           <w:szCs w:val="22"/>
           <w:lang w:val="en-US"/>
         </w:rPr>
-        <w:t>:</w:t>
+        <w:t>XGBoost Classifier:</w:t>
       </w:r>
       <w:r>
         <w:rPr>
@@ -2069,16 +2339,173 @@
           <w:szCs w:val="22"/>
           <w:lang w:val="en-US"/>
         </w:rPr>
-        <w:t>These models maximize the margin between the classes either through a linear kernel or a radial kernel. They work better on TF-IDF features due its sparse cues.</w:t>
-      </w:r>
-      <w:r>
-        <w:rPr>
-          <w:rFonts w:asciiTheme="majorBidi" w:hAnsiTheme="majorBidi" w:cstheme="majorBidi"/>
-          <w:sz w:val="22"/>
-          <w:szCs w:val="22"/>
-          <w:lang w:val="en-US"/>
-        </w:rPr>
-        <w:t xml:space="preserve"> Scikit learn’s SVM model has been implemented with a random state of 42 as the default parameter.</w:t>
+        <w:t xml:space="preserve">This model uses gradient boosted </w:t>
+      </w:r>
+      <w:r>
+        <w:rPr>
+          <w:rFonts w:asciiTheme="majorBidi" w:hAnsiTheme="majorBidi" w:cstheme="majorBidi"/>
+          <w:sz w:val="22"/>
+          <w:szCs w:val="22"/>
+          <w:lang w:val="en-US"/>
+        </w:rPr>
+        <w:t>trees;</w:t>
+      </w:r>
+      <w:r>
+        <w:rPr>
+          <w:rFonts w:asciiTheme="majorBidi" w:hAnsiTheme="majorBidi" w:cstheme="majorBidi"/>
+          <w:sz w:val="22"/>
+          <w:szCs w:val="22"/>
+          <w:lang w:val="en-US"/>
+        </w:rPr>
+        <w:t xml:space="preserve"> it is good at capturing non-linear relationships in the linguistic features and embeddings of the datasets by using an ensemble of trees.</w:t>
+      </w:r>
+      <w:r>
+        <w:rPr>
+          <w:rFonts w:asciiTheme="majorBidi" w:hAnsiTheme="majorBidi" w:cstheme="majorBidi"/>
+          <w:sz w:val="22"/>
+          <w:szCs w:val="22"/>
+          <w:lang w:val="en-US"/>
+        </w:rPr>
+        <w:t xml:space="preserve"> A random state of 42, and an evaluation metric of log loss was used</w:t>
+      </w:r>
+      <w:r>
+        <w:rPr>
+          <w:rFonts w:asciiTheme="majorBidi" w:hAnsiTheme="majorBidi" w:cstheme="majorBidi"/>
+          <w:sz w:val="22"/>
+          <w:szCs w:val="22"/>
+          <w:lang w:val="en-US"/>
+        </w:rPr>
+        <w:t>,</w:t>
+      </w:r>
+      <w:r>
+        <w:rPr>
+          <w:rFonts w:asciiTheme="majorBidi" w:hAnsiTheme="majorBidi" w:cstheme="majorBidi"/>
+          <w:sz w:val="22"/>
+          <w:szCs w:val="22"/>
+          <w:lang w:val="en-US"/>
+        </w:rPr>
+        <w:t xml:space="preserve"> which is common for binary classification tasks.</w:t>
+      </w:r>
+    </w:p>
+    <w:p>
+      <w:pPr>
+        <w:spacing w:line="276" w:lineRule="auto"/>
+        <w:jc w:val="both"/>
+        <w:rPr>
+          <w:sz w:val="22"/>
+          <w:szCs w:val="22"/>
+          <w:lang w:val="en-US"/>
+        </w:rPr>
+      </w:pPr>
+      <w:r>
+        <w:rPr>
+          <w:rFonts w:asciiTheme="majorBidi" w:hAnsiTheme="majorBidi" w:cstheme="majorBidi"/>
+          <w:sz w:val="22"/>
+          <w:szCs w:val="22"/>
+          <w:lang w:val="en-US"/>
+        </w:rPr>
+        <w:t>These models were chosen as they are well known for their effectiveness in performing binary classification task</w:t>
+      </w:r>
+      <w:r>
+        <w:rPr>
+          <w:rFonts w:asciiTheme="majorBidi" w:hAnsiTheme="majorBidi" w:cstheme="majorBidi"/>
+          <w:sz w:val="22"/>
+          <w:szCs w:val="22"/>
+          <w:lang w:val="en-US"/>
+        </w:rPr>
+        <w:t>s</w:t>
+      </w:r>
+      <w:r>
+        <w:rPr>
+          <w:rFonts w:asciiTheme="majorBidi" w:hAnsiTheme="majorBidi" w:cstheme="majorBidi"/>
+          <w:sz w:val="22"/>
+          <w:szCs w:val="22"/>
+          <w:lang w:val="en-US"/>
+        </w:rPr>
+        <w:t>. Models such as logistic regression and SVM are often used as a baseline by researchers</w:t>
+      </w:r>
+      <w:r>
+        <w:rPr>
+          <w:rFonts w:asciiTheme="majorBidi" w:hAnsiTheme="majorBidi" w:cstheme="majorBidi"/>
+          <w:sz w:val="22"/>
+          <w:szCs w:val="22"/>
+          <w:lang w:val="en-US"/>
+        </w:rPr>
+        <w:t xml:space="preserve"> for</w:t>
+      </w:r>
+      <w:r>
+        <w:rPr>
+          <w:rFonts w:asciiTheme="majorBidi" w:hAnsiTheme="majorBidi" w:cstheme="majorBidi"/>
+          <w:sz w:val="22"/>
+          <w:szCs w:val="22"/>
+          <w:lang w:val="en-US"/>
+        </w:rPr>
+        <w:t xml:space="preserve"> developing and evaluating deep-learning models. </w:t>
+      </w:r>
+    </w:p>
+    <w:p>
+      <w:pPr>
+        <w:pStyle w:val="Heading2"/>
+        <w:spacing w:line="276" w:lineRule="auto"/>
+        <w:jc w:val="both"/>
+        <w:rPr>
+          <w:rFonts w:asciiTheme="majorBidi" w:hAnsiTheme="majorBidi"/>
+          <w:color w:val="000000" w:themeColor="text1"/>
+          <w:sz w:val="22"/>
+          <w:szCs w:val="22"/>
+          <w:u w:val="single"/>
+          <w:lang w:val="en-US"/>
+        </w:rPr>
+      </w:pPr>
+      <w:r>
+        <w:rPr>
+          <w:rFonts w:asciiTheme="majorBidi" w:hAnsiTheme="majorBidi"/>
+          <w:color w:val="000000" w:themeColor="text1"/>
+          <w:sz w:val="22"/>
+          <w:szCs w:val="22"/>
+          <w:u w:val="single"/>
+          <w:lang w:val="en-US"/>
+        </w:rPr>
+        <w:t>Optimization &amp; Cross-Validation</w:t>
+      </w:r>
+    </w:p>
+    <w:p>
+      <w:pPr>
+        <w:spacing w:line="276" w:lineRule="auto"/>
+        <w:jc w:val="both"/>
+        <w:rPr>
+          <w:rFonts w:asciiTheme="majorBidi" w:hAnsiTheme="majorBidi" w:cstheme="majorBidi"/>
+          <w:sz w:val="22"/>
+          <w:szCs w:val="22"/>
+          <w:lang w:val="en-US"/>
+        </w:rPr>
+      </w:pPr>
+      <w:r>
+        <w:rPr>
+          <w:rFonts w:asciiTheme="majorBidi" w:hAnsiTheme="majorBidi" w:cstheme="majorBidi"/>
+          <w:sz w:val="22"/>
+          <w:szCs w:val="22"/>
+          <w:lang w:val="en-US"/>
+        </w:rPr>
+        <w:t>To optimize the hyperparameters of the chosen models, a GridSearchCV was set up with 5-fold cross-validation.</w:t>
+      </w:r>
+      <w:r>
+        <w:rPr>
+          <w:rFonts w:asciiTheme="majorBidi" w:hAnsiTheme="majorBidi" w:cstheme="majorBidi"/>
+          <w:sz w:val="22"/>
+          <w:szCs w:val="22"/>
+          <w:lang w:val="en-US"/>
+        </w:rPr>
+        <w:t xml:space="preserve"> </w:t>
+      </w:r>
+      <w:r>
+        <w:rPr>
+          <w:rFonts w:asciiTheme="majorBidi" w:hAnsiTheme="majorBidi" w:cstheme="majorBidi"/>
+          <w:sz w:val="22"/>
+          <w:szCs w:val="22"/>
+          <w:lang w:val="en-US"/>
+        </w:rPr>
+        <w:t>The following hyperparameters were considered:</w:t>
       </w:r>
     </w:p>
     <w:p>
@@ -2101,8 +2528,29 @@
           <w:szCs w:val="22"/>
           <w:lang w:val="en-US"/>
         </w:rPr>
-        <w:t>XGBoost Classifier</w:t>
-      </w:r>
+        <w:t xml:space="preserve">Logistic Regression: </w:t>
+      </w:r>
+      <w:r>
+        <w:rPr>
+          <w:rFonts w:asciiTheme="majorBidi" w:hAnsiTheme="majorBidi" w:cstheme="majorBidi"/>
+          <w:sz w:val="22"/>
+          <w:szCs w:val="22"/>
+          <w:lang w:val="en-US"/>
+        </w:rPr>
+        <w:t>C: [0.01, 0.1, 1, 10, 100], Penalty: [‘l1’, ‘l2’]</w:t>
+      </w:r>
+    </w:p>
+    <w:p>
+      <w:pPr>
+        <w:spacing w:line="276" w:lineRule="auto"/>
+        <w:jc w:val="both"/>
+        <w:rPr>
+          <w:rFonts w:asciiTheme="majorBidi" w:hAnsiTheme="majorBidi" w:cstheme="majorBidi"/>
+          <w:sz w:val="22"/>
+          <w:szCs w:val="22"/>
+          <w:lang w:val="en-US"/>
+        </w:rPr>
+      </w:pPr>
       <w:r>
         <w:rPr>
           <w:rFonts w:asciiTheme="majorBidi" w:hAnsiTheme="majorBidi" w:cstheme="majorBidi"/>
@@ -2112,8 +2560,29 @@
           <w:szCs w:val="22"/>
           <w:lang w:val="en-US"/>
         </w:rPr>
-        <w:t>:</w:t>
-      </w:r>
+        <w:t>SVM:</w:t>
+      </w:r>
+      <w:r>
+        <w:rPr>
+          <w:rFonts w:asciiTheme="majorBidi" w:hAnsiTheme="majorBidi" w:cstheme="majorBidi"/>
+          <w:sz w:val="22"/>
+          <w:szCs w:val="22"/>
+          <w:lang w:val="en-US"/>
+        </w:rPr>
+        <w:t xml:space="preserve"> C: [0.1, 1, 10], Kernel: [‘linear’, ‘rbf’]</w:t>
+      </w:r>
+    </w:p>
+    <w:p>
+      <w:pPr>
+        <w:spacing w:line="276" w:lineRule="auto"/>
+        <w:jc w:val="both"/>
+        <w:rPr>
+          <w:rFonts w:asciiTheme="majorBidi" w:hAnsiTheme="majorBidi" w:cstheme="majorBidi"/>
+          <w:sz w:val="22"/>
+          <w:szCs w:val="22"/>
+          <w:lang w:val="en-US"/>
+        </w:rPr>
+      </w:pPr>
       <w:r>
         <w:rPr>
           <w:rFonts w:asciiTheme="majorBidi" w:hAnsiTheme="majorBidi" w:cstheme="majorBidi"/>
@@ -2123,43 +2592,16 @@
           <w:szCs w:val="22"/>
           <w:lang w:val="en-US"/>
         </w:rPr>
-        <w:t xml:space="preserve"> </w:t>
-      </w:r>
-      <w:r>
-        <w:rPr>
-          <w:rFonts w:asciiTheme="majorBidi" w:hAnsiTheme="majorBidi" w:cstheme="majorBidi"/>
-          <w:sz w:val="22"/>
-          <w:szCs w:val="22"/>
-          <w:lang w:val="en-US"/>
-        </w:rPr>
-        <w:t xml:space="preserve">This model uses gradient boosted </w:t>
-      </w:r>
-      <w:r>
-        <w:rPr>
-          <w:rFonts w:asciiTheme="majorBidi" w:hAnsiTheme="majorBidi" w:cstheme="majorBidi"/>
-          <w:sz w:val="22"/>
-          <w:szCs w:val="22"/>
-          <w:lang w:val="en-US"/>
-        </w:rPr>
-        <w:t>trees;</w:t>
-      </w:r>
-      <w:r>
-        <w:rPr>
-          <w:rFonts w:asciiTheme="majorBidi" w:hAnsiTheme="majorBidi" w:cstheme="majorBidi"/>
-          <w:sz w:val="22"/>
-          <w:szCs w:val="22"/>
-          <w:lang w:val="en-US"/>
-        </w:rPr>
-        <w:t xml:space="preserve"> it is good at capturing non-linear relationships in the linguistic features and embeddings of the datasets by using an ensemble of trees.</w:t>
-      </w:r>
-      <w:r>
-        <w:rPr>
-          <w:rFonts w:asciiTheme="majorBidi" w:hAnsiTheme="majorBidi" w:cstheme="majorBidi"/>
-          <w:sz w:val="22"/>
-          <w:szCs w:val="22"/>
-          <w:lang w:val="en-US"/>
-        </w:rPr>
-        <w:t xml:space="preserve"> A random state of 42, and an evaluation metric of log loss was used which is common for binary classification tasks.</w:t>
+        <w:t xml:space="preserve">XGBoost Classifier: </w:t>
+      </w:r>
+      <w:r>
+        <w:rPr>
+          <w:rFonts w:asciiTheme="majorBidi" w:hAnsiTheme="majorBidi" w:cstheme="majorBidi"/>
+          <w:sz w:val="22"/>
+          <w:szCs w:val="22"/>
+          <w:lang w:val="en-US"/>
+        </w:rPr>
+        <w:t>N_estimators: [50, 100, 200], Max_depth: [3, 5, 7]</w:t>
       </w:r>
     </w:p>
     <w:p>
@@ -2167,236 +2609,6 @@
         <w:spacing w:line="276" w:lineRule="auto"/>
         <w:jc w:val="both"/>
         <w:rPr>
-          <w:sz w:val="22"/>
-          <w:szCs w:val="22"/>
-          <w:lang w:val="en-US"/>
-        </w:rPr>
-      </w:pPr>
-      <w:r>
-        <w:rPr>
-          <w:rFonts w:asciiTheme="majorBidi" w:hAnsiTheme="majorBidi" w:cstheme="majorBidi"/>
-          <w:sz w:val="22"/>
-          <w:szCs w:val="22"/>
-          <w:lang w:val="en-US"/>
-        </w:rPr>
-        <w:t xml:space="preserve">These models were chosen as they are well known for their effectiveness in performing binary classification task. Models such as logistic regression and SVM are often used as a baseline by researchers developing and evaluating deep-learning models. </w:t>
-      </w:r>
-    </w:p>
-    <w:p>
-      <w:pPr>
-        <w:pStyle w:val="Heading2"/>
-        <w:spacing w:line="276" w:lineRule="auto"/>
-        <w:jc w:val="both"/>
-        <w:rPr>
-          <w:rFonts w:asciiTheme="majorBidi" w:hAnsiTheme="majorBidi"/>
-          <w:color w:val="000000" w:themeColor="text1"/>
-          <w:sz w:val="22"/>
-          <w:szCs w:val="22"/>
-          <w:u w:val="single"/>
-          <w:lang w:val="en-US"/>
-        </w:rPr>
-      </w:pPr>
-      <w:r>
-        <w:rPr>
-          <w:rFonts w:asciiTheme="majorBidi" w:hAnsiTheme="majorBidi"/>
-          <w:color w:val="000000" w:themeColor="text1"/>
-          <w:sz w:val="22"/>
-          <w:szCs w:val="22"/>
-          <w:u w:val="single"/>
-          <w:lang w:val="en-US"/>
-        </w:rPr>
-        <w:t>Optimization &amp; Cross-Validation</w:t>
-      </w:r>
-    </w:p>
-    <w:p>
-      <w:pPr>
-        <w:spacing w:line="276" w:lineRule="auto"/>
-        <w:jc w:val="both"/>
-        <w:rPr>
-          <w:rFonts w:asciiTheme="majorBidi" w:hAnsiTheme="majorBidi" w:cstheme="majorBidi"/>
-          <w:sz w:val="22"/>
-          <w:szCs w:val="22"/>
-          <w:lang w:val="en-US"/>
-        </w:rPr>
-      </w:pPr>
-      <w:r>
-        <w:rPr>
-          <w:rFonts w:asciiTheme="majorBidi" w:hAnsiTheme="majorBidi" w:cstheme="majorBidi"/>
-          <w:sz w:val="22"/>
-          <w:szCs w:val="22"/>
-          <w:lang w:val="en-US"/>
-        </w:rPr>
-        <w:t>To optimize the hyper-parameters of the chosen models, a GridSearchCV was set up with 5-fold cross-validation</w:t>
-      </w:r>
-      <w:r>
-        <w:rPr>
-          <w:rFonts w:asciiTheme="majorBidi" w:hAnsiTheme="majorBidi" w:cstheme="majorBidi"/>
-          <w:sz w:val="22"/>
-          <w:szCs w:val="22"/>
-          <w:lang w:val="en-US"/>
-        </w:rPr>
-        <w:t>.</w:t>
-      </w:r>
-      <w:r>
-        <w:rPr>
-          <w:rFonts w:asciiTheme="majorBidi" w:hAnsiTheme="majorBidi" w:cstheme="majorBidi"/>
-          <w:sz w:val="22"/>
-          <w:szCs w:val="22"/>
-          <w:lang w:val="en-US"/>
-        </w:rPr>
-        <w:t xml:space="preserve"> </w:t>
-      </w:r>
-      <w:r>
-        <w:rPr>
-          <w:rFonts w:asciiTheme="majorBidi" w:hAnsiTheme="majorBidi" w:cstheme="majorBidi"/>
-          <w:sz w:val="22"/>
-          <w:szCs w:val="22"/>
-          <w:lang w:val="en-US"/>
-        </w:rPr>
-        <w:t>The following hyper-parameters were considered:</w:t>
-      </w:r>
-    </w:p>
-    <w:p>
-      <w:pPr>
-        <w:spacing w:line="276" w:lineRule="auto"/>
-        <w:jc w:val="both"/>
-        <w:rPr>
-          <w:rFonts w:asciiTheme="majorBidi" w:hAnsiTheme="majorBidi" w:cstheme="majorBidi"/>
-          <w:sz w:val="22"/>
-          <w:szCs w:val="22"/>
-          <w:lang w:val="en-US"/>
-        </w:rPr>
-      </w:pPr>
-      <w:r>
-        <w:rPr>
-          <w:rFonts w:asciiTheme="majorBidi" w:hAnsiTheme="majorBidi" w:cstheme="majorBidi"/>
-          <w:b/>
-          <w:bCs/>
-          <w:sz w:val="22"/>
-          <w:szCs w:val="22"/>
-          <w:lang w:val="en-US"/>
-        </w:rPr>
-        <w:t>Logistic Regression:</w:t>
-      </w:r>
-      <w:r>
-        <w:rPr>
-          <w:rFonts w:asciiTheme="majorBidi" w:hAnsiTheme="majorBidi" w:cstheme="majorBidi"/>
-          <w:b/>
-          <w:bCs/>
-          <w:sz w:val="22"/>
-          <w:szCs w:val="22"/>
-          <w:lang w:val="en-US"/>
-        </w:rPr>
-        <w:t xml:space="preserve"> </w:t>
-      </w:r>
-      <w:r>
-        <w:rPr>
-          <w:rFonts w:asciiTheme="majorBidi" w:hAnsiTheme="majorBidi" w:cstheme="majorBidi"/>
-          <w:sz w:val="22"/>
-          <w:szCs w:val="22"/>
-          <w:lang w:val="en-US"/>
-        </w:rPr>
-        <w:t>C: [0.01, 0.1, 1, 10, 100], Penalty: [‘l1’, ‘l2’]</w:t>
-      </w:r>
-    </w:p>
-    <w:p>
-      <w:pPr>
-        <w:spacing w:line="276" w:lineRule="auto"/>
-        <w:jc w:val="both"/>
-        <w:rPr>
-          <w:rFonts w:asciiTheme="majorBidi" w:hAnsiTheme="majorBidi" w:cstheme="majorBidi"/>
-          <w:sz w:val="22"/>
-          <w:szCs w:val="22"/>
-          <w:lang w:val="en-US"/>
-        </w:rPr>
-      </w:pPr>
-      <w:r>
-        <w:rPr>
-          <w:rFonts w:asciiTheme="majorBidi" w:hAnsiTheme="majorBidi" w:cstheme="majorBidi"/>
-          <w:b/>
-          <w:bCs/>
-          <w:sz w:val="22"/>
-          <w:szCs w:val="22"/>
-          <w:lang w:val="en-US"/>
-        </w:rPr>
-        <w:t>SVM:</w:t>
-      </w:r>
-      <w:r>
-        <w:rPr>
-          <w:rFonts w:asciiTheme="majorBidi" w:hAnsiTheme="majorBidi" w:cstheme="majorBidi"/>
-          <w:sz w:val="22"/>
-          <w:szCs w:val="22"/>
-          <w:lang w:val="en-US"/>
-        </w:rPr>
-        <w:t xml:space="preserve"> </w:t>
-      </w:r>
-      <w:r>
-        <w:rPr>
-          <w:rFonts w:asciiTheme="majorBidi" w:hAnsiTheme="majorBidi" w:cstheme="majorBidi"/>
-          <w:sz w:val="22"/>
-          <w:szCs w:val="22"/>
-          <w:lang w:val="en-US"/>
-        </w:rPr>
-        <w:t>C: [0.1, 1, 10],</w:t>
-      </w:r>
-      <w:r>
-        <w:rPr>
-          <w:rFonts w:asciiTheme="majorBidi" w:hAnsiTheme="majorBidi" w:cstheme="majorBidi"/>
-          <w:sz w:val="22"/>
-          <w:szCs w:val="22"/>
-          <w:lang w:val="en-US"/>
-        </w:rPr>
-        <w:t xml:space="preserve"> Kernel: [‘linear’, ‘rbf’]</w:t>
-      </w:r>
-    </w:p>
-    <w:p>
-      <w:pPr>
-        <w:spacing w:line="276" w:lineRule="auto"/>
-        <w:jc w:val="both"/>
-        <w:rPr>
-          <w:rFonts w:asciiTheme="majorBidi" w:hAnsiTheme="majorBidi" w:cstheme="majorBidi"/>
-          <w:sz w:val="22"/>
-          <w:szCs w:val="22"/>
-          <w:lang w:val="en-US"/>
-        </w:rPr>
-      </w:pPr>
-      <w:r>
-        <w:rPr>
-          <w:rFonts w:asciiTheme="majorBidi" w:hAnsiTheme="majorBidi" w:cstheme="majorBidi"/>
-          <w:b/>
-          <w:bCs/>
-          <w:sz w:val="22"/>
-          <w:szCs w:val="22"/>
-          <w:lang w:val="en-US"/>
-        </w:rPr>
-        <w:t>XGBoost Classifier:</w:t>
-      </w:r>
-      <w:r>
-        <w:rPr>
-          <w:rFonts w:asciiTheme="majorBidi" w:hAnsiTheme="majorBidi" w:cstheme="majorBidi"/>
-          <w:b/>
-          <w:bCs/>
-          <w:sz w:val="22"/>
-          <w:szCs w:val="22"/>
-          <w:lang w:val="en-US"/>
-        </w:rPr>
-        <w:t xml:space="preserve"> </w:t>
-      </w:r>
-      <w:r>
-        <w:rPr>
-          <w:rFonts w:asciiTheme="majorBidi" w:hAnsiTheme="majorBidi" w:cstheme="majorBidi"/>
-          <w:sz w:val="22"/>
-          <w:szCs w:val="22"/>
-          <w:lang w:val="en-US"/>
-        </w:rPr>
-        <w:t>N_estimators: [50, 100, 200], Max_depth: [3, 5, 7]</w:t>
-      </w:r>
-    </w:p>
-    <w:p>
-      <w:pPr>
-        <w:spacing w:line="276" w:lineRule="auto"/>
-        <w:jc w:val="both"/>
-        <w:rPr>
           <w:rFonts w:asciiTheme="majorBidi" w:hAnsiTheme="majorBidi" w:cstheme="majorBidi"/>
           <w:sz w:val="22"/>
           <w:szCs w:val="22"/>
@@ -2428,7 +2640,7 @@
           <w:szCs w:val="22"/>
           <w:lang w:val="en-US"/>
         </w:rPr>
-        <w:t>shows the hyper-parameters selected for each model.</w:t>
+        <w:t>shows the hyperparameters selected for each model.</w:t>
       </w:r>
     </w:p>
     <w:p>
@@ -2507,7 +2719,7 @@
           <w:color w:val="000000" w:themeColor="text1"/>
           <w:lang w:val="en-US"/>
         </w:rPr>
-        <w:t>: Hyper-parameters Selected</w:t>
+        <w:t>: Hyperparameters Selected</w:t>
       </w:r>
     </w:p>
     <w:tbl>
@@ -2860,16 +3072,7 @@
                 <w:szCs w:val="21"/>
                 <w:lang w:val="en-US"/>
               </w:rPr>
-              <w:t xml:space="preserve">N_estimators = 200, Max_depth = </w:t>
-            </w:r>
-            <w:r>
-              <w:rPr>
-                <w:rFonts w:asciiTheme="majorBidi" w:hAnsiTheme="majorBidi" w:cstheme="majorBidi"/>
-                <w:sz w:val="21"/>
-                <w:szCs w:val="21"/>
-                <w:lang w:val="en-US"/>
-              </w:rPr>
-              <w:t>5</w:t>
+              <w:t>N_estimators = 200, Max_depth = 5</w:t>
             </w:r>
           </w:p>
         </w:tc>
@@ -2950,25 +3153,7 @@
                 <w:szCs w:val="21"/>
                 <w:lang w:val="en-US"/>
               </w:rPr>
-              <w:t>C = 1</w:t>
-            </w:r>
-            <w:r>
-              <w:rPr>
-                <w:rFonts w:asciiTheme="majorBidi" w:hAnsiTheme="majorBidi" w:cstheme="majorBidi"/>
-                <w:sz w:val="21"/>
-                <w:szCs w:val="21"/>
-                <w:lang w:val="en-US"/>
-              </w:rPr>
-              <w:t>0</w:t>
-            </w:r>
-            <w:r>
-              <w:rPr>
-                <w:rFonts w:asciiTheme="majorBidi" w:hAnsiTheme="majorBidi" w:cstheme="majorBidi"/>
-                <w:sz w:val="21"/>
-                <w:szCs w:val="21"/>
-                <w:lang w:val="en-US"/>
-              </w:rPr>
-              <w:t>, Kernel = Linear</w:t>
+              <w:t>C = 10, Kernel = Linear</w:t>
             </w:r>
           </w:p>
         </w:tc>
@@ -2994,16 +3179,7 @@
                 <w:szCs w:val="21"/>
                 <w:lang w:val="en-US"/>
               </w:rPr>
-              <w:t xml:space="preserve">N_estimators = 200, Max_depth = </w:t>
-            </w:r>
-            <w:r>
-              <w:rPr>
-                <w:rFonts w:asciiTheme="majorBidi" w:hAnsiTheme="majorBidi" w:cstheme="majorBidi"/>
-                <w:sz w:val="21"/>
-                <w:szCs w:val="21"/>
-                <w:lang w:val="en-US"/>
-              </w:rPr>
-              <w:t>3</w:t>
+              <w:t>N_estimators = 200, Max_depth = 3</w:t>
             </w:r>
           </w:p>
         </w:tc>
@@ -3109,16 +3285,7 @@
                 <w:szCs w:val="21"/>
                 <w:lang w:val="en-US"/>
               </w:rPr>
-              <w:t xml:space="preserve">N_estimators = 200, Max_depth = </w:t>
-            </w:r>
-            <w:r>
-              <w:rPr>
-                <w:rFonts w:asciiTheme="majorBidi" w:hAnsiTheme="majorBidi" w:cstheme="majorBidi"/>
-                <w:sz w:val="21"/>
-                <w:szCs w:val="21"/>
-                <w:lang w:val="en-US"/>
-              </w:rPr>
-              <w:t>3</w:t>
+              <w:t>N_estimators = 200, Max_depth = 3</w:t>
             </w:r>
           </w:p>
         </w:tc>
@@ -3141,25 +3308,43 @@
           <w:szCs w:val="22"/>
           <w:lang w:val="en-US"/>
         </w:rPr>
-        <w:t>The McIntire dataset is relatively smaller, and it contains almost similar type of articles, i.e., 2016 US election news articles</w:t>
-      </w:r>
-      <w:r>
-        <w:rPr>
-          <w:rFonts w:asciiTheme="majorBidi" w:hAnsiTheme="majorBidi" w:cstheme="majorBidi"/>
-          <w:sz w:val="22"/>
-          <w:szCs w:val="22"/>
-          <w:lang w:val="en-US"/>
-        </w:rPr>
-        <w:t xml:space="preserve">. </w:t>
-      </w:r>
-      <w:r>
-        <w:rPr>
-          <w:rFonts w:asciiTheme="majorBidi" w:hAnsiTheme="majorBidi" w:cstheme="majorBidi"/>
-          <w:sz w:val="22"/>
-          <w:szCs w:val="22"/>
-          <w:lang w:val="en-US"/>
-        </w:rPr>
-        <w:t>Hence the logistic regression model uses a stronger regularization value (C=1), and the SVM model uses an RBF kernel. Kaggle models have a lower max_depth for the XGBoost models. This shows a better generalization capability.</w:t>
+        <w:t>The McIntire dataset is relatively smaller, and it contains</w:t>
+      </w:r>
+      <w:r>
+        <w:rPr>
+          <w:rFonts w:asciiTheme="majorBidi" w:hAnsiTheme="majorBidi" w:cstheme="majorBidi"/>
+          <w:sz w:val="22"/>
+          <w:szCs w:val="22"/>
+          <w:lang w:val="en-US"/>
+        </w:rPr>
+        <w:t xml:space="preserve"> a </w:t>
+      </w:r>
+      <w:r>
+        <w:rPr>
+          <w:rFonts w:asciiTheme="majorBidi" w:hAnsiTheme="majorBidi" w:cstheme="majorBidi"/>
+          <w:sz w:val="22"/>
+          <w:szCs w:val="22"/>
+          <w:lang w:val="en-US"/>
+        </w:rPr>
+        <w:t>similar type of articles, i.e., 2016 US election news articles. Hence</w:t>
+      </w:r>
+      <w:r>
+        <w:rPr>
+          <w:rFonts w:asciiTheme="majorBidi" w:hAnsiTheme="majorBidi" w:cstheme="majorBidi"/>
+          <w:sz w:val="22"/>
+          <w:szCs w:val="22"/>
+          <w:lang w:val="en-US"/>
+        </w:rPr>
+        <w:t>,</w:t>
+      </w:r>
+      <w:r>
+        <w:rPr>
+          <w:rFonts w:asciiTheme="majorBidi" w:hAnsiTheme="majorBidi" w:cstheme="majorBidi"/>
+          <w:sz w:val="22"/>
+          <w:szCs w:val="22"/>
+          <w:lang w:val="en-US"/>
+        </w:rPr>
+        <w:t xml:space="preserve"> the logistic regression model uses a stronger regularization value (C=1), and the SVM model uses an RBF kernel. Kaggle models have a lower max_depth for the XGBoost models. This shows a better generalization capability.</w:t>
       </w:r>
     </w:p>
     <w:p>
@@ -3205,7 +3390,25 @@
           <w:szCs w:val="22"/>
           <w:lang w:val="en-US"/>
         </w:rPr>
-        <w:t>The models were evaluated using accuracy, AUC score, plotting confusion matrices, and finally very briefly touching on an out-of-distribution (OOD) generalization check.</w:t>
+        <w:t>The models were evaluated using accuracy, AUC score, plotting confusion matrices, and finally</w:t>
+      </w:r>
+      <w:r>
+        <w:rPr>
+          <w:rFonts w:asciiTheme="majorBidi" w:hAnsiTheme="majorBidi" w:cstheme="majorBidi"/>
+          <w:sz w:val="22"/>
+          <w:szCs w:val="22"/>
+          <w:lang w:val="en-US"/>
+        </w:rPr>
+        <w:t>,</w:t>
+      </w:r>
+      <w:r>
+        <w:rPr>
+          <w:rFonts w:asciiTheme="majorBidi" w:hAnsiTheme="majorBidi" w:cstheme="majorBidi"/>
+          <w:sz w:val="22"/>
+          <w:szCs w:val="22"/>
+          <w:lang w:val="en-US"/>
+        </w:rPr>
+        <w:t xml:space="preserve"> very briefly touching on an out-of-distribution (OOD) generalization check.</w:t>
       </w:r>
     </w:p>
     <w:p>
@@ -3273,6 +3476,7 @@
       </w:pPr>
       <w:r>
         <w:rPr>
+          <w:noProof/>
           <w:sz w:val="22"/>
           <w:szCs w:val="22"/>
           <w:lang w:val="en-US"/>
@@ -3390,17 +3594,7 @@
           <w:color w:val="000000" w:themeColor="text1"/>
           <w:lang w:val="en-US"/>
         </w:rPr>
-        <w:t xml:space="preserve">: </w:t>
-      </w:r>
-      <w:r>
-        <w:rPr>
-          <w:rFonts w:asciiTheme="majorBidi" w:hAnsiTheme="majorBidi" w:cstheme="majorBidi"/>
-          <w:i w:val="0"/>
-          <w:iCs w:val="0"/>
-          <w:color w:val="000000" w:themeColor="text1"/>
-          <w:lang w:val="en-US"/>
-        </w:rPr>
-        <w:t>McIntire Dataset Model Performance Comparison</w:t>
+        <w:t>: McIntire Dataset Model Performance Comparison</w:t>
       </w:r>
     </w:p>
     <w:p>
@@ -3425,16 +3619,7 @@
           <w:szCs w:val="22"/>
           <w:lang w:val="en-US"/>
         </w:rPr>
-        <w:t>From the figure above, we can see that the paper’s report accuracy on the McIntire dataset is 90.26%</w:t>
-      </w:r>
-      <w:r>
-        <w:rPr>
-          <w:rFonts w:asciiTheme="majorBidi" w:hAnsiTheme="majorBidi" w:cstheme="majorBidi"/>
-          <w:sz w:val="22"/>
-          <w:szCs w:val="22"/>
-          <w:lang w:val="en-US"/>
-        </w:rPr>
-        <w:t>.</w:t>
+        <w:t>From the figure above, we can see that the paper’s report accuracy on the McIntire dataset is 90.26%.</w:t>
       </w:r>
     </w:p>
     <w:p>
@@ -3459,7 +3644,25 @@
           <w:szCs w:val="22"/>
           <w:lang w:val="en-US"/>
         </w:rPr>
-        <w:t>All the 3 models implemented outperform the paper’s accuracy with the highest being the XGBoost model trained using the TF-IDF approach (accuracy = 96.5%)</w:t>
+        <w:t>All 3 models outperform the paper’s accuracy</w:t>
+      </w:r>
+      <w:r>
+        <w:rPr>
+          <w:rFonts w:asciiTheme="majorBidi" w:hAnsiTheme="majorBidi" w:cstheme="majorBidi"/>
+          <w:sz w:val="22"/>
+          <w:szCs w:val="22"/>
+          <w:lang w:val="en-US"/>
+        </w:rPr>
+        <w:t>,</w:t>
+      </w:r>
+      <w:r>
+        <w:rPr>
+          <w:rFonts w:asciiTheme="majorBidi" w:hAnsiTheme="majorBidi" w:cstheme="majorBidi"/>
+          <w:sz w:val="22"/>
+          <w:szCs w:val="22"/>
+          <w:lang w:val="en-US"/>
+        </w:rPr>
+        <w:t xml:space="preserve"> with the highest being the XGBoost model trained using the TF-IDF approach (accuracy = 96.5%)</w:t>
       </w:r>
       <w:r>
         <w:rPr>
@@ -3517,6 +3720,7 @@
       </w:pPr>
       <w:r>
         <w:rPr>
+          <w:noProof/>
           <w:sz w:val="22"/>
           <w:szCs w:val="22"/>
           <w:lang w:val="en-US"/>
@@ -3635,17 +3839,7 @@
           <w:color w:val="000000" w:themeColor="text1"/>
           <w:lang w:val="en-US"/>
         </w:rPr>
-        <w:t xml:space="preserve">: McIntire Dataset Model </w:t>
-      </w:r>
-      <w:r>
-        <w:rPr>
-          <w:rFonts w:asciiTheme="majorBidi" w:hAnsiTheme="majorBidi" w:cstheme="majorBidi"/>
-          <w:i w:val="0"/>
-          <w:iCs w:val="0"/>
-          <w:color w:val="000000" w:themeColor="text1"/>
-          <w:lang w:val="en-US"/>
-        </w:rPr>
-        <w:t>ROC Curves Comparison</w:t>
+        <w:t>: McIntire Dataset Model ROC Curves Comparison</w:t>
       </w:r>
     </w:p>
     <w:p>
@@ -3670,25 +3864,43 @@
           <w:szCs w:val="22"/>
           <w:lang w:val="en-US"/>
         </w:rPr>
-        <w:t>Figure 5 above shows the ROC curves comparison, the y-axis is the true positive rate (also known as recall or sensitivity)</w:t>
-      </w:r>
-      <w:r>
-        <w:rPr>
-          <w:rFonts w:asciiTheme="majorBidi" w:hAnsiTheme="majorBidi" w:cstheme="majorBidi"/>
-          <w:sz w:val="22"/>
-          <w:szCs w:val="22"/>
-          <w:lang w:val="en-US"/>
-        </w:rPr>
-        <w:t>.</w:t>
-      </w:r>
-      <w:r>
-        <w:rPr>
-          <w:rFonts w:asciiTheme="majorBidi" w:hAnsiTheme="majorBidi" w:cstheme="majorBidi"/>
-          <w:sz w:val="22"/>
-          <w:szCs w:val="22"/>
-          <w:lang w:val="en-US"/>
-        </w:rPr>
-        <w:t xml:space="preserve"> The x-axis is the false positive rate, or the proportion of genuine news article that were classified to be fake news.</w:t>
+        <w:t>Figure 5 above shows the ROC curves comparison</w:t>
+      </w:r>
+      <w:r>
+        <w:rPr>
+          <w:rFonts w:asciiTheme="majorBidi" w:hAnsiTheme="majorBidi" w:cstheme="majorBidi"/>
+          <w:sz w:val="22"/>
+          <w:szCs w:val="22"/>
+          <w:lang w:val="en-US"/>
+        </w:rPr>
+        <w:t>;</w:t>
+      </w:r>
+      <w:r>
+        <w:rPr>
+          <w:rFonts w:asciiTheme="majorBidi" w:hAnsiTheme="majorBidi" w:cstheme="majorBidi"/>
+          <w:sz w:val="22"/>
+          <w:szCs w:val="22"/>
+          <w:lang w:val="en-US"/>
+        </w:rPr>
+        <w:t xml:space="preserve"> the y-axis is the true positive rate (also known as recall or sensitivity). The x-axis is the false positive rate, or the proportion of genuine news article</w:t>
+      </w:r>
+      <w:r>
+        <w:rPr>
+          <w:rFonts w:asciiTheme="majorBidi" w:hAnsiTheme="majorBidi" w:cstheme="majorBidi"/>
+          <w:sz w:val="22"/>
+          <w:szCs w:val="22"/>
+          <w:lang w:val="en-US"/>
+        </w:rPr>
+        <w:t>s</w:t>
+      </w:r>
+      <w:r>
+        <w:rPr>
+          <w:rFonts w:asciiTheme="majorBidi" w:hAnsiTheme="majorBidi" w:cstheme="majorBidi"/>
+          <w:sz w:val="22"/>
+          <w:szCs w:val="22"/>
+          <w:lang w:val="en-US"/>
+        </w:rPr>
+        <w:t xml:space="preserve"> that were classified to be fake news.</w:t>
       </w:r>
     </w:p>
     <w:p>
@@ -3713,7 +3925,25 @@
           <w:szCs w:val="22"/>
           <w:lang w:val="en-US"/>
         </w:rPr>
-        <w:t>The ROC curves once again show cases that the XGBoost with TF-IDF approach performs the best.</w:t>
+        <w:t xml:space="preserve">The ROC curves once again show that the XGBoost with </w:t>
+      </w:r>
+      <w:r>
+        <w:rPr>
+          <w:rFonts w:asciiTheme="majorBidi" w:hAnsiTheme="majorBidi" w:cstheme="majorBidi"/>
+          <w:sz w:val="22"/>
+          <w:szCs w:val="22"/>
+          <w:lang w:val="en-US"/>
+        </w:rPr>
+        <w:t xml:space="preserve">the </w:t>
+      </w:r>
+      <w:r>
+        <w:rPr>
+          <w:rFonts w:asciiTheme="majorBidi" w:hAnsiTheme="majorBidi" w:cstheme="majorBidi"/>
+          <w:sz w:val="22"/>
+          <w:szCs w:val="22"/>
+          <w:lang w:val="en-US"/>
+        </w:rPr>
+        <w:t>TF-IDF approach performs the best.</w:t>
       </w:r>
     </w:p>
     <w:p>
@@ -3738,7 +3968,43 @@
           <w:szCs w:val="22"/>
           <w:lang w:val="en-US"/>
         </w:rPr>
-        <w:t xml:space="preserve">Additional performance metrics such as the confusion matrices can be viewed from </w:t>
+        <w:t>Additional performance metrics</w:t>
+      </w:r>
+      <w:r>
+        <w:rPr>
+          <w:rFonts w:asciiTheme="majorBidi" w:hAnsiTheme="majorBidi" w:cstheme="majorBidi"/>
+          <w:sz w:val="22"/>
+          <w:szCs w:val="22"/>
+          <w:lang w:val="en-US"/>
+        </w:rPr>
+        <w:t>,</w:t>
+      </w:r>
+      <w:r>
+        <w:rPr>
+          <w:rFonts w:asciiTheme="majorBidi" w:hAnsiTheme="majorBidi" w:cstheme="majorBidi"/>
+          <w:sz w:val="22"/>
+          <w:szCs w:val="22"/>
+          <w:lang w:val="en-US"/>
+        </w:rPr>
+        <w:t xml:space="preserve"> such as the confusion matrices</w:t>
+      </w:r>
+      <w:r>
+        <w:rPr>
+          <w:rFonts w:asciiTheme="majorBidi" w:hAnsiTheme="majorBidi" w:cstheme="majorBidi"/>
+          <w:sz w:val="22"/>
+          <w:szCs w:val="22"/>
+          <w:lang w:val="en-US"/>
+        </w:rPr>
+        <w:t>,</w:t>
+      </w:r>
+      <w:r>
+        <w:rPr>
+          <w:rFonts w:asciiTheme="majorBidi" w:hAnsiTheme="majorBidi" w:cstheme="majorBidi"/>
+          <w:sz w:val="22"/>
+          <w:szCs w:val="22"/>
+          <w:lang w:val="en-US"/>
+        </w:rPr>
+        <w:t xml:space="preserve"> can be viewed from </w:t>
       </w:r>
       <w:r>
         <w:rPr>
@@ -3782,18 +4048,7 @@
           <w:u w:val="single"/>
           <w:lang w:val="en-US"/>
         </w:rPr>
-        <w:t>Kaggle</w:t>
-      </w:r>
-      <w:r>
-        <w:rPr>
-          <w:rFonts w:asciiTheme="majorBidi" w:hAnsiTheme="majorBidi"/>
-          <w:color w:val="000000" w:themeColor="text1"/>
-          <w:sz w:val="22"/>
-          <w:szCs w:val="22"/>
-          <w:u w:val="single"/>
-          <w:lang w:val="en-US"/>
-        </w:rPr>
-        <w:t xml:space="preserve"> Dataset</w:t>
+        <w:t>Kaggle Dataset</w:t>
       </w:r>
     </w:p>
     <w:p>
@@ -3808,6 +4063,7 @@
       </w:pPr>
       <w:r>
         <w:rPr>
+          <w:noProof/>
           <w:sz w:val="22"/>
           <w:szCs w:val="22"/>
           <w:lang w:val="en-US"/>
@@ -3925,27 +4181,7 @@
           <w:color w:val="000000" w:themeColor="text1"/>
           <w:lang w:val="en-US"/>
         </w:rPr>
-        <w:t xml:space="preserve">: </w:t>
-      </w:r>
-      <w:r>
-        <w:rPr>
-          <w:rFonts w:asciiTheme="majorBidi" w:hAnsiTheme="majorBidi" w:cstheme="majorBidi"/>
-          <w:i w:val="0"/>
-          <w:iCs w:val="0"/>
-          <w:color w:val="000000" w:themeColor="text1"/>
-          <w:lang w:val="en-US"/>
-        </w:rPr>
-        <w:t>Kaggle</w:t>
-      </w:r>
-      <w:r>
-        <w:rPr>
-          <w:rFonts w:asciiTheme="majorBidi" w:hAnsiTheme="majorBidi" w:cstheme="majorBidi"/>
-          <w:i w:val="0"/>
-          <w:iCs w:val="0"/>
-          <w:color w:val="000000" w:themeColor="text1"/>
-          <w:lang w:val="en-US"/>
-        </w:rPr>
-        <w:t xml:space="preserve"> Dataset Model Performance Comparison</w:t>
+        <w:t>: Kaggle Dataset Model Performance Comparison</w:t>
       </w:r>
     </w:p>
     <w:p>
@@ -3996,7 +4232,43 @@
           <w:szCs w:val="22"/>
           <w:lang w:val="en-US"/>
         </w:rPr>
-        <w:t>When the models use the TF-IDF approach, it receives better accuracy than the paper’s reported accuracy</w:t>
+        <w:t xml:space="preserve">When the models use the TF-IDF approach, </w:t>
+      </w:r>
+      <w:r>
+        <w:rPr>
+          <w:rFonts w:asciiTheme="majorBidi" w:hAnsiTheme="majorBidi" w:cstheme="majorBidi"/>
+          <w:sz w:val="22"/>
+          <w:szCs w:val="22"/>
+          <w:lang w:val="en-US"/>
+        </w:rPr>
+        <w:t>they</w:t>
+      </w:r>
+      <w:r>
+        <w:rPr>
+          <w:rFonts w:asciiTheme="majorBidi" w:hAnsiTheme="majorBidi" w:cstheme="majorBidi"/>
+          <w:sz w:val="22"/>
+          <w:szCs w:val="22"/>
+          <w:lang w:val="en-US"/>
+        </w:rPr>
+        <w:t xml:space="preserve"> </w:t>
+      </w:r>
+      <w:r>
+        <w:rPr>
+          <w:rFonts w:asciiTheme="majorBidi" w:hAnsiTheme="majorBidi" w:cstheme="majorBidi"/>
+          <w:sz w:val="22"/>
+          <w:szCs w:val="22"/>
+          <w:lang w:val="en-US"/>
+        </w:rPr>
+        <w:t>achieve</w:t>
+      </w:r>
+      <w:r>
+        <w:rPr>
+          <w:rFonts w:asciiTheme="majorBidi" w:hAnsiTheme="majorBidi" w:cstheme="majorBidi"/>
+          <w:sz w:val="22"/>
+          <w:szCs w:val="22"/>
+          <w:lang w:val="en-US"/>
+        </w:rPr>
+        <w:t xml:space="preserve"> better accuracy than the paper’s reported accuracy</w:t>
       </w:r>
       <w:r>
         <w:rPr>
@@ -4075,7 +4347,61 @@
           <w:szCs w:val="22"/>
           <w:lang w:val="en-US"/>
         </w:rPr>
-        <w:t>Despite being much simpler models, they outperform the paper’s CNN-BiLSTM hybrid. This is because the logistic regression, SVM, and XGBoost models when trained with the TF-IDF features are more effective at handling these structured data.</w:t>
+        <w:t>Despite being much simpler models, they outperform the paper’s CNN-BiLSTM hybrid. This is because the logistic regression, SVM, and XGBoost models</w:t>
+      </w:r>
+      <w:r>
+        <w:rPr>
+          <w:rFonts w:asciiTheme="majorBidi" w:hAnsiTheme="majorBidi" w:cstheme="majorBidi"/>
+          <w:sz w:val="22"/>
+          <w:szCs w:val="22"/>
+          <w:lang w:val="en-US"/>
+        </w:rPr>
+        <w:t>,</w:t>
+      </w:r>
+      <w:r>
+        <w:rPr>
+          <w:rFonts w:asciiTheme="majorBidi" w:hAnsiTheme="majorBidi" w:cstheme="majorBidi"/>
+          <w:sz w:val="22"/>
+          <w:szCs w:val="22"/>
+          <w:lang w:val="en-US"/>
+        </w:rPr>
+        <w:t xml:space="preserve"> when trained with the TF-IDF features</w:t>
+      </w:r>
+      <w:r>
+        <w:rPr>
+          <w:rFonts w:asciiTheme="majorBidi" w:hAnsiTheme="majorBidi" w:cstheme="majorBidi"/>
+          <w:sz w:val="22"/>
+          <w:szCs w:val="22"/>
+          <w:lang w:val="en-US"/>
+        </w:rPr>
+        <w:t>,</w:t>
+      </w:r>
+      <w:r>
+        <w:rPr>
+          <w:rFonts w:asciiTheme="majorBidi" w:hAnsiTheme="majorBidi" w:cstheme="majorBidi"/>
+          <w:sz w:val="22"/>
+          <w:szCs w:val="22"/>
+          <w:lang w:val="en-US"/>
+        </w:rPr>
+        <w:t xml:space="preserve"> are more effective at handling th</w:t>
+      </w:r>
+      <w:r>
+        <w:rPr>
+          <w:rFonts w:asciiTheme="majorBidi" w:hAnsiTheme="majorBidi" w:cstheme="majorBidi"/>
+          <w:sz w:val="22"/>
+          <w:szCs w:val="22"/>
+          <w:lang w:val="en-US"/>
+        </w:rPr>
+        <w:t>is</w:t>
+      </w:r>
+      <w:r>
+        <w:rPr>
+          <w:rFonts w:asciiTheme="majorBidi" w:hAnsiTheme="majorBidi" w:cstheme="majorBidi"/>
+          <w:sz w:val="22"/>
+          <w:szCs w:val="22"/>
+          <w:lang w:val="en-US"/>
+        </w:rPr>
+        <w:t xml:space="preserve"> structured data.</w:t>
       </w:r>
     </w:p>
     <w:p>
@@ -4100,7 +4426,43 @@
           <w:szCs w:val="22"/>
           <w:lang w:val="en-US"/>
         </w:rPr>
-        <w:t>Additional performance metrics such as the confusion matrices can be viewed from the ipynb notebook in the GitHub repository attached in the appendix below.</w:t>
+        <w:t>Additional performance metrics</w:t>
+      </w:r>
+      <w:r>
+        <w:rPr>
+          <w:rFonts w:asciiTheme="majorBidi" w:hAnsiTheme="majorBidi" w:cstheme="majorBidi"/>
+          <w:sz w:val="22"/>
+          <w:szCs w:val="22"/>
+          <w:lang w:val="en-US"/>
+        </w:rPr>
+        <w:t>,</w:t>
+      </w:r>
+      <w:r>
+        <w:rPr>
+          <w:rFonts w:asciiTheme="majorBidi" w:hAnsiTheme="majorBidi" w:cstheme="majorBidi"/>
+          <w:sz w:val="22"/>
+          <w:szCs w:val="22"/>
+          <w:lang w:val="en-US"/>
+        </w:rPr>
+        <w:t xml:space="preserve"> such as the confusion matrices</w:t>
+      </w:r>
+      <w:r>
+        <w:rPr>
+          <w:rFonts w:asciiTheme="majorBidi" w:hAnsiTheme="majorBidi" w:cstheme="majorBidi"/>
+          <w:sz w:val="22"/>
+          <w:szCs w:val="22"/>
+          <w:lang w:val="en-US"/>
+        </w:rPr>
+        <w:t>,</w:t>
+      </w:r>
+      <w:r>
+        <w:rPr>
+          <w:rFonts w:asciiTheme="majorBidi" w:hAnsiTheme="majorBidi" w:cstheme="majorBidi"/>
+          <w:sz w:val="22"/>
+          <w:szCs w:val="22"/>
+          <w:lang w:val="en-US"/>
+        </w:rPr>
+        <w:t xml:space="preserve"> can be viewed from the ipynb notebook in the GitHub repository attached in the appendix below.</w:t>
       </w:r>
     </w:p>
     <w:p>
@@ -4115,6 +4477,7 @@
       </w:pPr>
       <w:r>
         <w:rPr>
+          <w:noProof/>
           <w:sz w:val="22"/>
           <w:szCs w:val="22"/>
           <w:lang w:val="en-US"/>
@@ -4232,27 +4595,7 @@
           <w:color w:val="000000" w:themeColor="text1"/>
           <w:lang w:val="en-US"/>
         </w:rPr>
-        <w:t xml:space="preserve">: </w:t>
-      </w:r>
-      <w:r>
-        <w:rPr>
-          <w:rFonts w:asciiTheme="majorBidi" w:hAnsiTheme="majorBidi" w:cstheme="majorBidi"/>
-          <w:i w:val="0"/>
-          <w:iCs w:val="0"/>
-          <w:color w:val="000000" w:themeColor="text1"/>
-          <w:lang w:val="en-US"/>
-        </w:rPr>
-        <w:t>Kaggle</w:t>
-      </w:r>
-      <w:r>
-        <w:rPr>
-          <w:rFonts w:asciiTheme="majorBidi" w:hAnsiTheme="majorBidi" w:cstheme="majorBidi"/>
-          <w:i w:val="0"/>
-          <w:iCs w:val="0"/>
-          <w:color w:val="000000" w:themeColor="text1"/>
-          <w:lang w:val="en-US"/>
-        </w:rPr>
-        <w:t xml:space="preserve"> Dataset Model ROC Curves Comparison</w:t>
+        <w:t>: Kaggle Dataset Model ROC Curves Comparison</w:t>
       </w:r>
     </w:p>
     <w:p>
@@ -4324,6 +4667,7 @@
       </w:pPr>
       <w:r>
         <w:rPr>
+          <w:noProof/>
           <w:sz w:val="22"/>
           <w:szCs w:val="22"/>
           <w:lang w:val="en-US"/>
@@ -4441,17 +4785,7 @@
           <w:color w:val="000000" w:themeColor="text1"/>
           <w:lang w:val="en-US"/>
         </w:rPr>
-        <w:t xml:space="preserve">: </w:t>
-      </w:r>
-      <w:r>
-        <w:rPr>
-          <w:rFonts w:asciiTheme="majorBidi" w:hAnsiTheme="majorBidi" w:cstheme="majorBidi"/>
-          <w:i w:val="0"/>
-          <w:iCs w:val="0"/>
-          <w:color w:val="000000" w:themeColor="text1"/>
-          <w:lang w:val="en-US"/>
-        </w:rPr>
-        <w:t>Initial ChatGPT Prompt</w:t>
+        <w:t>: Initial ChatGPT Prompt</w:t>
       </w:r>
     </w:p>
     <w:p>
@@ -4473,25 +4807,43 @@
           <w:lang w:val="en-US"/>
         </w:rPr>
         <w:lastRenderedPageBreak/>
-        <w:t>ChatGPT was prompted for providing solution ideas either through preprocessing, feature extraction, or other models</w:t>
-      </w:r>
-      <w:r>
-        <w:rPr>
-          <w:rFonts w:asciiTheme="majorBidi" w:hAnsiTheme="majorBidi" w:cstheme="majorBidi"/>
-          <w:sz w:val="22"/>
-          <w:szCs w:val="22"/>
-          <w:lang w:val="en-US"/>
-        </w:rPr>
-        <w:t>.</w:t>
-      </w:r>
-      <w:r>
-        <w:rPr>
-          <w:rFonts w:asciiTheme="majorBidi" w:hAnsiTheme="majorBidi" w:cstheme="majorBidi"/>
-          <w:sz w:val="22"/>
-          <w:szCs w:val="22"/>
-          <w:lang w:val="en-US"/>
-        </w:rPr>
-        <w:t xml:space="preserve"> The prompt introduced the article, </w:t>
+        <w:t xml:space="preserve">ChatGPT was prompted </w:t>
+      </w:r>
+      <w:r>
+        <w:rPr>
+          <w:rFonts w:asciiTheme="majorBidi" w:hAnsiTheme="majorBidi" w:cstheme="majorBidi"/>
+          <w:sz w:val="22"/>
+          <w:szCs w:val="22"/>
+          <w:lang w:val="en-US"/>
+        </w:rPr>
+        <w:t>to</w:t>
+      </w:r>
+      <w:r>
+        <w:rPr>
+          <w:rFonts w:asciiTheme="majorBidi" w:hAnsiTheme="majorBidi" w:cstheme="majorBidi"/>
+          <w:sz w:val="22"/>
+          <w:szCs w:val="22"/>
+          <w:lang w:val="en-US"/>
+        </w:rPr>
+        <w:t xml:space="preserve"> provid</w:t>
+      </w:r>
+      <w:r>
+        <w:rPr>
+          <w:rFonts w:asciiTheme="majorBidi" w:hAnsiTheme="majorBidi" w:cstheme="majorBidi"/>
+          <w:sz w:val="22"/>
+          <w:szCs w:val="22"/>
+          <w:lang w:val="en-US"/>
+        </w:rPr>
+        <w:t>e</w:t>
+      </w:r>
+      <w:r>
+        <w:rPr>
+          <w:rFonts w:asciiTheme="majorBidi" w:hAnsiTheme="majorBidi" w:cstheme="majorBidi"/>
+          <w:sz w:val="22"/>
+          <w:szCs w:val="22"/>
+          <w:lang w:val="en-US"/>
+        </w:rPr>
+        <w:t xml:space="preserve"> solution ideas either through preprocessing, feature extraction, or other models. The prompt introduced the article, </w:t>
       </w:r>
       <w:r>
         <w:rPr>
@@ -4544,7 +4896,7 @@
           <w:szCs w:val="22"/>
           <w:lang w:val="en-US"/>
         </w:rPr>
-        <w:t>Implement a document-aware transformer method using a fine-tuning approach. It was suggested that these transformer-based models can better capture long-range dependencies that are seen in textual data better than the CNN-BiLSTM hybrid model of the paper.</w:t>
+        <w:t>Implement a document-aware transformer method using a fine-tuning approach. It was suggested that these transformer-based models can better capture long-range dependencies that are seen in textual data than the CNN-BiLSTM hybrid model of the paper.</w:t>
       </w:r>
     </w:p>
     <w:p>
@@ -4622,7 +4974,25 @@
           <w:szCs w:val="22"/>
           <w:lang w:val="en-US"/>
         </w:rPr>
-        <w:t>Replacing the HHO feature selector for a differentiable/stable feature selector was also suggested.</w:t>
+        <w:t xml:space="preserve">Replacing the HHO feature selector </w:t>
+      </w:r>
+      <w:r>
+        <w:rPr>
+          <w:rFonts w:asciiTheme="majorBidi" w:hAnsiTheme="majorBidi" w:cstheme="majorBidi"/>
+          <w:sz w:val="22"/>
+          <w:szCs w:val="22"/>
+          <w:lang w:val="en-US"/>
+        </w:rPr>
+        <w:t>with</w:t>
+      </w:r>
+      <w:r>
+        <w:rPr>
+          <w:rFonts w:asciiTheme="majorBidi" w:hAnsiTheme="majorBidi" w:cstheme="majorBidi"/>
+          <w:sz w:val="22"/>
+          <w:szCs w:val="22"/>
+          <w:lang w:val="en-US"/>
+        </w:rPr>
+        <w:t xml:space="preserve"> a differentiable/stable feature selector was also suggested.</w:t>
       </w:r>
     </w:p>
     <w:p>
@@ -4648,18 +5018,7 @@
           <w:u w:val="single"/>
           <w:lang w:val="en-US"/>
         </w:rPr>
-        <w:t>Implementing GenAI’s</w:t>
-      </w:r>
-      <w:r>
-        <w:rPr>
-          <w:rFonts w:asciiTheme="majorBidi" w:hAnsiTheme="majorBidi"/>
-          <w:color w:val="000000" w:themeColor="text1"/>
-          <w:sz w:val="22"/>
-          <w:szCs w:val="22"/>
-          <w:u w:val="single"/>
-          <w:lang w:val="en-US"/>
-        </w:rPr>
-        <w:t xml:space="preserve"> Solution</w:t>
+        <w:t>Implementing GenAI’s Solution</w:t>
       </w:r>
     </w:p>
     <w:p>
@@ -4707,34 +5066,7 @@
           <w:szCs w:val="22"/>
           <w:lang w:val="en-US"/>
         </w:rPr>
-        <w:t>This gave a</w:t>
-      </w:r>
-      <w:r>
-        <w:rPr>
-          <w:rFonts w:asciiTheme="majorBidi" w:hAnsiTheme="majorBidi" w:cstheme="majorBidi"/>
-          <w:sz w:val="22"/>
-          <w:szCs w:val="22"/>
-          <w:lang w:val="en-US"/>
-        </w:rPr>
-        <w:t xml:space="preserve"> multimodal binary classifier that fuses RoBERTa text features with </w:t>
-      </w:r>
-      <w:r>
-        <w:rPr>
-          <w:rFonts w:asciiTheme="majorBidi" w:hAnsiTheme="majorBidi" w:cstheme="majorBidi"/>
-          <w:sz w:val="22"/>
-          <w:szCs w:val="22"/>
-          <w:lang w:val="en-US"/>
-        </w:rPr>
-        <w:t>the dataset’s linguistic features</w:t>
-      </w:r>
-      <w:r>
-        <w:rPr>
-          <w:rFonts w:asciiTheme="majorBidi" w:hAnsiTheme="majorBidi" w:cstheme="majorBidi"/>
-          <w:sz w:val="22"/>
-          <w:szCs w:val="22"/>
-          <w:lang w:val="en-US"/>
-        </w:rPr>
-        <w:t xml:space="preserve">. </w:t>
+        <w:t xml:space="preserve">This gave a multimodal binary classifier that fuses RoBERTa text features with the dataset’s linguistic features. </w:t>
       </w:r>
     </w:p>
     <w:p>
@@ -4755,97 +5087,88 @@
           <w:szCs w:val="22"/>
           <w:lang w:val="en-US"/>
         </w:rPr>
-        <w:t xml:space="preserve">The article text </w:t>
-      </w:r>
-      <w:r>
-        <w:rPr>
-          <w:rFonts w:asciiTheme="majorBidi" w:hAnsiTheme="majorBidi" w:cstheme="majorBidi"/>
-          <w:sz w:val="22"/>
-          <w:szCs w:val="22"/>
-          <w:lang w:val="en-US"/>
-        </w:rPr>
-        <w:t xml:space="preserve">is tokenized </w:t>
-      </w:r>
-      <w:r>
-        <w:rPr>
-          <w:rFonts w:asciiTheme="majorBidi" w:hAnsiTheme="majorBidi" w:cstheme="majorBidi"/>
-          <w:sz w:val="22"/>
-          <w:szCs w:val="22"/>
-          <w:lang w:val="en-US"/>
-        </w:rPr>
-        <w:t>using</w:t>
-      </w:r>
-      <w:r>
-        <w:rPr>
-          <w:rFonts w:asciiTheme="majorBidi" w:hAnsiTheme="majorBidi" w:cstheme="majorBidi"/>
-          <w:sz w:val="22"/>
-          <w:szCs w:val="22"/>
-          <w:lang w:val="en-US"/>
-        </w:rPr>
-        <w:t xml:space="preserve"> RoBERTa tokenizer (max_length=510) and the CLS embedding passes through Dropout(0.2) </w:t>
-      </w:r>
-      <w:r>
-        <w:rPr>
-          <w:rFonts w:asciiTheme="majorBidi" w:hAnsiTheme="majorBidi" w:cstheme="majorBidi"/>
-          <w:sz w:val="22"/>
-          <w:szCs w:val="22"/>
-          <w:lang w:val="en-US"/>
-        </w:rPr>
-        <w:t>followed by a</w:t>
-      </w:r>
-      <w:r>
-        <w:rPr>
-          <w:rFonts w:asciiTheme="majorBidi" w:hAnsiTheme="majorBidi" w:cstheme="majorBidi"/>
-          <w:sz w:val="22"/>
-          <w:szCs w:val="22"/>
-          <w:lang w:val="en-US"/>
-        </w:rPr>
-        <w:t xml:space="preserve"> Dense(768, GELU)</w:t>
-      </w:r>
-      <w:r>
-        <w:rPr>
-          <w:rFonts w:asciiTheme="majorBidi" w:hAnsiTheme="majorBidi" w:cstheme="majorBidi"/>
-          <w:sz w:val="22"/>
-          <w:szCs w:val="22"/>
-          <w:lang w:val="en-US"/>
-        </w:rPr>
-        <w:t>. The linguistic features</w:t>
-      </w:r>
-      <w:r>
-        <w:rPr>
-          <w:rFonts w:asciiTheme="majorBidi" w:hAnsiTheme="majorBidi" w:cstheme="majorBidi"/>
-          <w:sz w:val="22"/>
-          <w:szCs w:val="22"/>
-          <w:lang w:val="en-US"/>
-        </w:rPr>
-        <w:t xml:space="preserve"> pass through LayerNorm </w:t>
-      </w:r>
-      <w:r>
-        <w:rPr>
-          <w:rFonts w:asciiTheme="majorBidi" w:hAnsiTheme="majorBidi" w:cstheme="majorBidi"/>
-          <w:sz w:val="22"/>
-          <w:szCs w:val="22"/>
-          <w:lang w:val="en-US"/>
-        </w:rPr>
-        <w:t>followed by</w:t>
-      </w:r>
-      <w:r>
-        <w:rPr>
-          <w:rFonts w:asciiTheme="majorBidi" w:hAnsiTheme="majorBidi" w:cstheme="majorBidi"/>
-          <w:sz w:val="22"/>
-          <w:szCs w:val="22"/>
-          <w:lang w:val="en-US"/>
-        </w:rPr>
-        <w:t xml:space="preserve"> Dense(128, GELU)</w:t>
-      </w:r>
-      <w:r>
-        <w:rPr>
-          <w:rFonts w:asciiTheme="majorBidi" w:hAnsiTheme="majorBidi" w:cstheme="majorBidi"/>
-          <w:sz w:val="22"/>
-          <w:szCs w:val="22"/>
-          <w:lang w:val="en-US"/>
-        </w:rPr>
-        <w:t xml:space="preserve">, then </w:t>
+        <w:t xml:space="preserve">The article text is tokenized using RoBERTa tokenizer (max_length=510) and the CLS embedding passes through Dropout(0.2) followed by a Dense(768, GELU). The linguistic features pass through LayerNorm followed by Dense(128, GELU), then Dropout(0.3), and finally Dense(128, GELU). </w:t>
+      </w:r>
+      <w:r>
+        <w:rPr>
+          <w:rFonts w:asciiTheme="majorBidi" w:hAnsiTheme="majorBidi" w:cstheme="majorBidi"/>
+          <w:sz w:val="22"/>
+          <w:szCs w:val="22"/>
+          <w:lang w:val="en-US"/>
+        </w:rPr>
+        <w:t>A</w:t>
+      </w:r>
+      <w:r>
+        <w:rPr>
+          <w:rFonts w:asciiTheme="majorBidi" w:hAnsiTheme="majorBidi" w:cstheme="majorBidi"/>
+          <w:sz w:val="22"/>
+          <w:szCs w:val="22"/>
+          <w:lang w:val="en-US"/>
+        </w:rPr>
+        <w:t xml:space="preserve"> </w:t>
+      </w:r>
+      <w:r>
+        <w:rPr>
+          <w:rFonts w:asciiTheme="majorBidi" w:hAnsiTheme="majorBidi" w:cstheme="majorBidi"/>
+          <w:sz w:val="22"/>
+          <w:szCs w:val="22"/>
+          <w:lang w:val="en-US"/>
+        </w:rPr>
+        <w:t>late fusion</w:t>
+      </w:r>
+      <w:r>
+        <w:rPr>
+          <w:rFonts w:asciiTheme="majorBidi" w:hAnsiTheme="majorBidi" w:cstheme="majorBidi"/>
+          <w:sz w:val="22"/>
+          <w:szCs w:val="22"/>
+          <w:lang w:val="en-US"/>
+        </w:rPr>
+        <w:t xml:space="preserve">-derived sigmoid gate (Dense 768) FiLM-modulates the text vector, which is then concatenated with the </w:t>
+      </w:r>
+      <w:r>
+        <w:rPr>
+          <w:rFonts w:asciiTheme="majorBidi" w:hAnsiTheme="majorBidi" w:cstheme="majorBidi"/>
+          <w:sz w:val="22"/>
+          <w:szCs w:val="22"/>
+          <w:lang w:val="en-US"/>
+        </w:rPr>
+        <w:t>linguistic feature</w:t>
+      </w:r>
+      <w:r>
+        <w:rPr>
+          <w:rFonts w:asciiTheme="majorBidi" w:hAnsiTheme="majorBidi" w:cstheme="majorBidi"/>
+          <w:sz w:val="22"/>
+          <w:szCs w:val="22"/>
+          <w:lang w:val="en-US"/>
+        </w:rPr>
+        <w:t xml:space="preserve"> vector and fed to Dropout(0.3)</w:t>
+      </w:r>
+      <w:r>
+        <w:rPr>
+          <w:rFonts w:asciiTheme="majorBidi" w:hAnsiTheme="majorBidi" w:cstheme="majorBidi"/>
+          <w:sz w:val="22"/>
+          <w:szCs w:val="22"/>
+          <w:lang w:val="en-US"/>
+        </w:rPr>
+        <w:t xml:space="preserve">, </w:t>
+      </w:r>
+      <w:r>
+        <w:rPr>
+          <w:rFonts w:asciiTheme="majorBidi" w:hAnsiTheme="majorBidi" w:cstheme="majorBidi"/>
+          <w:sz w:val="22"/>
+          <w:szCs w:val="22"/>
+          <w:lang w:val="en-US"/>
+        </w:rPr>
+        <w:t>Dense(256, GELU)</w:t>
+      </w:r>
+      <w:r>
+        <w:rPr>
+          <w:rFonts w:asciiTheme="majorBidi" w:hAnsiTheme="majorBidi" w:cstheme="majorBidi"/>
+          <w:sz w:val="22"/>
+          <w:szCs w:val="22"/>
+          <w:lang w:val="en-US"/>
+        </w:rPr>
+        <w:t xml:space="preserve">, </w:t>
       </w:r>
       <w:r>
         <w:rPr>
@@ -4863,25 +5186,25 @@
           <w:szCs w:val="22"/>
           <w:lang w:val="en-US"/>
         </w:rPr>
-        <w:t xml:space="preserve">, and finally </w:t>
-      </w:r>
-      <w:r>
-        <w:rPr>
-          <w:rFonts w:asciiTheme="majorBidi" w:hAnsiTheme="majorBidi" w:cstheme="majorBidi"/>
-          <w:sz w:val="22"/>
-          <w:szCs w:val="22"/>
-          <w:lang w:val="en-US"/>
-        </w:rPr>
-        <w:t xml:space="preserve">Dense(128, GELU). </w:t>
-      </w:r>
-      <w:r>
-        <w:rPr>
-          <w:rFonts w:asciiTheme="majorBidi" w:hAnsiTheme="majorBidi" w:cstheme="majorBidi"/>
-          <w:sz w:val="22"/>
-          <w:szCs w:val="22"/>
-          <w:lang w:val="en-US"/>
-        </w:rPr>
-        <w:t>A</w:t>
+        <w:t xml:space="preserve">, </w:t>
+      </w:r>
+      <w:r>
+        <w:rPr>
+          <w:rFonts w:asciiTheme="majorBidi" w:hAnsiTheme="majorBidi" w:cstheme="majorBidi"/>
+          <w:sz w:val="22"/>
+          <w:szCs w:val="22"/>
+          <w:lang w:val="en-US"/>
+        </w:rPr>
+        <w:t>Dense(1)</w:t>
+      </w:r>
+      <w:r>
+        <w:rPr>
+          <w:rFonts w:asciiTheme="majorBidi" w:hAnsiTheme="majorBidi" w:cstheme="majorBidi"/>
+          <w:sz w:val="22"/>
+          <w:szCs w:val="22"/>
+          <w:lang w:val="en-US"/>
+        </w:rPr>
+        <w:t>,</w:t>
       </w:r>
       <w:r>
         <w:rPr>
@@ -4899,96 +5222,6 @@
           <w:szCs w:val="22"/>
           <w:lang w:val="en-US"/>
         </w:rPr>
-        <w:t>late fusion</w:t>
-      </w:r>
-      <w:r>
-        <w:rPr>
-          <w:rFonts w:asciiTheme="majorBidi" w:hAnsiTheme="majorBidi" w:cstheme="majorBidi"/>
-          <w:sz w:val="22"/>
-          <w:szCs w:val="22"/>
-          <w:lang w:val="en-US"/>
-        </w:rPr>
-        <w:t xml:space="preserve">-derived sigmoid gate (Dense 768) FiLM-modulates the text vector, which is then concatenated with the </w:t>
-      </w:r>
-      <w:r>
-        <w:rPr>
-          <w:rFonts w:asciiTheme="majorBidi" w:hAnsiTheme="majorBidi" w:cstheme="majorBidi"/>
-          <w:sz w:val="22"/>
-          <w:szCs w:val="22"/>
-          <w:lang w:val="en-US"/>
-        </w:rPr>
-        <w:t>linguistic feature</w:t>
-      </w:r>
-      <w:r>
-        <w:rPr>
-          <w:rFonts w:asciiTheme="majorBidi" w:hAnsiTheme="majorBidi" w:cstheme="majorBidi"/>
-          <w:sz w:val="22"/>
-          <w:szCs w:val="22"/>
-          <w:lang w:val="en-US"/>
-        </w:rPr>
-        <w:t xml:space="preserve"> vector and fed to Dropout(0.3)</w:t>
-      </w:r>
-      <w:r>
-        <w:rPr>
-          <w:rFonts w:asciiTheme="majorBidi" w:hAnsiTheme="majorBidi" w:cstheme="majorBidi"/>
-          <w:sz w:val="22"/>
-          <w:szCs w:val="22"/>
-          <w:lang w:val="en-US"/>
-        </w:rPr>
-        <w:t xml:space="preserve">, </w:t>
-      </w:r>
-      <w:r>
-        <w:rPr>
-          <w:rFonts w:asciiTheme="majorBidi" w:hAnsiTheme="majorBidi" w:cstheme="majorBidi"/>
-          <w:sz w:val="22"/>
-          <w:szCs w:val="22"/>
-          <w:lang w:val="en-US"/>
-        </w:rPr>
-        <w:t>Dense(256, GELU)</w:t>
-      </w:r>
-      <w:r>
-        <w:rPr>
-          <w:rFonts w:asciiTheme="majorBidi" w:hAnsiTheme="majorBidi" w:cstheme="majorBidi"/>
-          <w:sz w:val="22"/>
-          <w:szCs w:val="22"/>
-          <w:lang w:val="en-US"/>
-        </w:rPr>
-        <w:t xml:space="preserve">, </w:t>
-      </w:r>
-      <w:r>
-        <w:rPr>
-          <w:rFonts w:asciiTheme="majorBidi" w:hAnsiTheme="majorBidi" w:cstheme="majorBidi"/>
-          <w:sz w:val="22"/>
-          <w:szCs w:val="22"/>
-          <w:lang w:val="en-US"/>
-        </w:rPr>
-        <w:t>Dropout(0.3)</w:t>
-      </w:r>
-      <w:r>
-        <w:rPr>
-          <w:rFonts w:asciiTheme="majorBidi" w:hAnsiTheme="majorBidi" w:cstheme="majorBidi"/>
-          <w:sz w:val="22"/>
-          <w:szCs w:val="22"/>
-          <w:lang w:val="en-US"/>
-        </w:rPr>
-        <w:t xml:space="preserve">, </w:t>
-      </w:r>
-      <w:r>
-        <w:rPr>
-          <w:rFonts w:asciiTheme="majorBidi" w:hAnsiTheme="majorBidi" w:cstheme="majorBidi"/>
-          <w:sz w:val="22"/>
-          <w:szCs w:val="22"/>
-          <w:lang w:val="en-US"/>
-        </w:rPr>
-        <w:t xml:space="preserve">Dense(1) </w:t>
-      </w:r>
-      <w:r>
-        <w:rPr>
-          <w:rFonts w:asciiTheme="majorBidi" w:hAnsiTheme="majorBidi" w:cstheme="majorBidi"/>
-          <w:sz w:val="22"/>
-          <w:szCs w:val="22"/>
-          <w:lang w:val="en-US"/>
-        </w:rPr>
         <w:t>and finally</w:t>
       </w:r>
       <w:r>
@@ -5055,7 +5288,43 @@
           <w:szCs w:val="22"/>
           <w:lang w:val="en-US"/>
         </w:rPr>
-        <w:t xml:space="preserve"> The model was trained on the McIntire dataset as transformer-based models are resource intensive, and just training on the smaller McIntire dataset itself took over 6 hours.</w:t>
+        <w:t xml:space="preserve"> The model was trained on the McIntire dataset</w:t>
+      </w:r>
+      <w:r>
+        <w:rPr>
+          <w:rFonts w:asciiTheme="majorBidi" w:hAnsiTheme="majorBidi" w:cstheme="majorBidi"/>
+          <w:sz w:val="22"/>
+          <w:szCs w:val="22"/>
+          <w:lang w:val="en-US"/>
+        </w:rPr>
+        <w:t>,</w:t>
+      </w:r>
+      <w:r>
+        <w:rPr>
+          <w:rFonts w:asciiTheme="majorBidi" w:hAnsiTheme="majorBidi" w:cstheme="majorBidi"/>
+          <w:sz w:val="22"/>
+          <w:szCs w:val="22"/>
+          <w:lang w:val="en-US"/>
+        </w:rPr>
+        <w:t xml:space="preserve"> as transformer-based models are resource</w:t>
+      </w:r>
+      <w:r>
+        <w:rPr>
+          <w:rFonts w:asciiTheme="majorBidi" w:hAnsiTheme="majorBidi" w:cstheme="majorBidi"/>
+          <w:sz w:val="22"/>
+          <w:szCs w:val="22"/>
+          <w:lang w:val="en-US"/>
+        </w:rPr>
+        <w:t>-</w:t>
+      </w:r>
+      <w:r>
+        <w:rPr>
+          <w:rFonts w:asciiTheme="majorBidi" w:hAnsiTheme="majorBidi" w:cstheme="majorBidi"/>
+          <w:sz w:val="22"/>
+          <w:szCs w:val="22"/>
+          <w:lang w:val="en-US"/>
+        </w:rPr>
+        <w:t>intensive, and just training on the smaller McIntire dataset itself took over 6 hours.</w:t>
       </w:r>
       <w:r>
         <w:rPr>
@@ -5099,6 +5368,7 @@
       <w:r>
         <w:rPr>
           <w:rFonts w:asciiTheme="majorBidi" w:hAnsiTheme="majorBidi" w:cstheme="majorBidi"/>
+          <w:noProof/>
           <w:sz w:val="22"/>
           <w:szCs w:val="22"/>
           <w:lang w:val="en-US"/>
@@ -5216,17 +5486,7 @@
           <w:color w:val="000000" w:themeColor="text1"/>
           <w:lang w:val="en-US"/>
         </w:rPr>
-        <w:t xml:space="preserve">: </w:t>
-      </w:r>
-      <w:r>
-        <w:rPr>
-          <w:rFonts w:asciiTheme="majorBidi" w:hAnsiTheme="majorBidi" w:cstheme="majorBidi"/>
-          <w:i w:val="0"/>
-          <w:iCs w:val="0"/>
-          <w:color w:val="000000" w:themeColor="text1"/>
-          <w:lang w:val="en-US"/>
-        </w:rPr>
-        <w:t>ChatGPT Prompt to Implement Transformer Solution</w:t>
+        <w:t>: ChatGPT Prompt to Implement Transformer Solution</w:t>
       </w:r>
     </w:p>
     <w:p>
@@ -5247,7 +5507,25 @@
           <w:lang w:val="en-US"/>
         </w:rPr>
         <w:lastRenderedPageBreak/>
-        <w:t>As seen in Figure 10 below, the model provided by ChatGPT performed almost perfectly achieving an accuracy of 99.6</w:t>
+        <w:t>As seen in Figure 10 below, the model provided by ChatGPT performed almost perfectly</w:t>
+      </w:r>
+      <w:r>
+        <w:rPr>
+          <w:rFonts w:asciiTheme="majorBidi" w:hAnsiTheme="majorBidi" w:cstheme="majorBidi"/>
+          <w:sz w:val="22"/>
+          <w:szCs w:val="22"/>
+          <w:lang w:val="en-US"/>
+        </w:rPr>
+        <w:t>,</w:t>
+      </w:r>
+      <w:r>
+        <w:rPr>
+          <w:rFonts w:asciiTheme="majorBidi" w:hAnsiTheme="majorBidi" w:cstheme="majorBidi"/>
+          <w:sz w:val="22"/>
+          <w:szCs w:val="22"/>
+          <w:lang w:val="en-US"/>
+        </w:rPr>
+        <w:t xml:space="preserve"> achieving an accuracy of 99.6</w:t>
       </w:r>
       <w:r>
         <w:rPr>
@@ -5274,16 +5552,52 @@
           <w:szCs w:val="22"/>
           <w:lang w:val="en-US"/>
         </w:rPr>
-        <w:t xml:space="preserve"> getting on 2 misclassifications.</w:t>
-      </w:r>
-      <w:r>
-        <w:rPr>
-          <w:rFonts w:asciiTheme="majorBidi" w:hAnsiTheme="majorBidi" w:cstheme="majorBidi"/>
-          <w:sz w:val="22"/>
-          <w:szCs w:val="22"/>
-          <w:lang w:val="en-US"/>
-        </w:rPr>
-        <w:t xml:space="preserve"> This is indicative of the benefits of the using a transformer-based model to learn long-range dependencies that are seen in textual data.</w:t>
+        <w:t xml:space="preserve"> </w:t>
+      </w:r>
+      <w:r>
+        <w:rPr>
+          <w:rFonts w:asciiTheme="majorBidi" w:hAnsiTheme="majorBidi" w:cstheme="majorBidi"/>
+          <w:sz w:val="22"/>
+          <w:szCs w:val="22"/>
+          <w:lang w:val="en-US"/>
+        </w:rPr>
+        <w:t>having</w:t>
+      </w:r>
+      <w:r>
+        <w:rPr>
+          <w:rFonts w:asciiTheme="majorBidi" w:hAnsiTheme="majorBidi" w:cstheme="majorBidi"/>
+          <w:sz w:val="22"/>
+          <w:szCs w:val="22"/>
+          <w:lang w:val="en-US"/>
+        </w:rPr>
+        <w:t xml:space="preserve"> on</w:t>
+      </w:r>
+      <w:r>
+        <w:rPr>
+          <w:rFonts w:asciiTheme="majorBidi" w:hAnsiTheme="majorBidi" w:cstheme="majorBidi"/>
+          <w:sz w:val="22"/>
+          <w:szCs w:val="22"/>
+          <w:lang w:val="en-US"/>
+        </w:rPr>
+        <w:t>ly</w:t>
+      </w:r>
+      <w:r>
+        <w:rPr>
+          <w:rFonts w:asciiTheme="majorBidi" w:hAnsiTheme="majorBidi" w:cstheme="majorBidi"/>
+          <w:sz w:val="22"/>
+          <w:szCs w:val="22"/>
+          <w:lang w:val="en-US"/>
+        </w:rPr>
+        <w:t xml:space="preserve"> 2 misclassifications.</w:t>
+      </w:r>
+      <w:r>
+        <w:rPr>
+          <w:rFonts w:asciiTheme="majorBidi" w:hAnsiTheme="majorBidi" w:cstheme="majorBidi"/>
+          <w:sz w:val="22"/>
+          <w:szCs w:val="22"/>
+          <w:lang w:val="en-US"/>
+        </w:rPr>
+        <w:t xml:space="preserve"> This is indicative of the benefits of using a transformer-based model to learn long-range dependencies that are seen in textual data.</w:t>
       </w:r>
     </w:p>
     <w:p>
@@ -5300,6 +5614,7 @@
       <w:r>
         <w:rPr>
           <w:rFonts w:asciiTheme="majorBidi" w:hAnsiTheme="majorBidi" w:cstheme="majorBidi"/>
+          <w:noProof/>
           <w:sz w:val="22"/>
           <w:szCs w:val="22"/>
           <w:lang w:val="en-US"/>
@@ -5417,17 +5732,7 @@
           <w:color w:val="000000" w:themeColor="text1"/>
           <w:lang w:val="en-US"/>
         </w:rPr>
-        <w:t xml:space="preserve">: </w:t>
-      </w:r>
-      <w:r>
-        <w:rPr>
-          <w:rFonts w:asciiTheme="majorBidi" w:hAnsiTheme="majorBidi" w:cstheme="majorBidi"/>
-          <w:i w:val="0"/>
-          <w:iCs w:val="0"/>
-          <w:color w:val="000000" w:themeColor="text1"/>
-          <w:lang w:val="en-US"/>
-        </w:rPr>
-        <w:t>Transformer-Based Model Performance on McIntire Test Set</w:t>
+        <w:t>: Transformer-Based Model Performance on McIntire Test Set</w:t>
       </w:r>
     </w:p>
     <w:p>
@@ -5444,6 +5749,7 @@
       <w:r>
         <w:rPr>
           <w:rFonts w:asciiTheme="majorBidi" w:hAnsiTheme="majorBidi" w:cstheme="majorBidi"/>
+          <w:noProof/>
           <w:sz w:val="22"/>
           <w:szCs w:val="22"/>
           <w:lang w:val="en-US"/>
@@ -5561,17 +5867,7 @@
           <w:color w:val="000000" w:themeColor="text1"/>
           <w:lang w:val="en-US"/>
         </w:rPr>
-        <w:t xml:space="preserve">: </w:t>
-      </w:r>
-      <w:r>
-        <w:rPr>
-          <w:rFonts w:asciiTheme="majorBidi" w:hAnsiTheme="majorBidi" w:cstheme="majorBidi"/>
-          <w:i w:val="0"/>
-          <w:iCs w:val="0"/>
-          <w:color w:val="000000" w:themeColor="text1"/>
-          <w:lang w:val="en-US"/>
-        </w:rPr>
-        <w:t>OOD Generalization Check McIntire TF-IDF XGBoost Model vs McIntire Transformer-Based Model</w:t>
+        <w:t>: OOD Generalization Check McIntire TF-IDF XGBoost Model vs McIntire Transformer-Based Model</w:t>
       </w:r>
     </w:p>
     <w:p>
@@ -5610,16 +5906,61 @@
           <w:szCs w:val="22"/>
           <w:lang w:val="en-US"/>
         </w:rPr>
-        <w:t xml:space="preserve"> The transformer-based model achieved more than double the accuracy (52.91%) of the best model on the McIntire dataset. This </w:t>
-      </w:r>
-      <w:r>
-        <w:rPr>
-          <w:rFonts w:asciiTheme="majorBidi" w:hAnsiTheme="majorBidi" w:cstheme="majorBidi"/>
-          <w:sz w:val="22"/>
-          <w:szCs w:val="22"/>
-          <w:lang w:val="en-US"/>
-        </w:rPr>
-        <w:t>can be considered a very positive result as generalization was not even considered when building and training the transformer-based model.</w:t>
+        <w:t xml:space="preserve"> The transformer-based model achieved more than double the accuracy (52.91%) of the best model </w:t>
+      </w:r>
+      <w:r>
+        <w:rPr>
+          <w:rFonts w:asciiTheme="majorBidi" w:hAnsiTheme="majorBidi" w:cstheme="majorBidi"/>
+          <w:sz w:val="22"/>
+          <w:szCs w:val="22"/>
+          <w:lang w:val="en-US"/>
+        </w:rPr>
+        <w:t xml:space="preserve">from the previous methods </w:t>
+      </w:r>
+      <w:r>
+        <w:rPr>
+          <w:rFonts w:asciiTheme="majorBidi" w:hAnsiTheme="majorBidi" w:cstheme="majorBidi"/>
+          <w:sz w:val="22"/>
+          <w:szCs w:val="22"/>
+          <w:lang w:val="en-US"/>
+        </w:rPr>
+        <w:t xml:space="preserve">on the McIntire dataset. This </w:t>
+      </w:r>
+      <w:r>
+        <w:rPr>
+          <w:rFonts w:asciiTheme="majorBidi" w:hAnsiTheme="majorBidi" w:cstheme="majorBidi"/>
+          <w:sz w:val="22"/>
+          <w:szCs w:val="22"/>
+          <w:lang w:val="en-US"/>
+        </w:rPr>
+        <w:t>can be considered a very positive result</w:t>
+      </w:r>
+      <w:r>
+        <w:rPr>
+          <w:rFonts w:asciiTheme="majorBidi" w:hAnsiTheme="majorBidi" w:cstheme="majorBidi"/>
+          <w:sz w:val="22"/>
+          <w:szCs w:val="22"/>
+          <w:lang w:val="en-US"/>
+        </w:rPr>
+        <w:t>,</w:t>
+      </w:r>
+      <w:r>
+        <w:rPr>
+          <w:rFonts w:asciiTheme="majorBidi" w:hAnsiTheme="majorBidi" w:cstheme="majorBidi"/>
+          <w:sz w:val="22"/>
+          <w:szCs w:val="22"/>
+          <w:lang w:val="en-US"/>
+        </w:rPr>
+        <w:t xml:space="preserve"> as generalization was not even considered when building and training the transformer-based model.</w:t>
+      </w:r>
+      <w:r>
+        <w:rPr>
+          <w:rFonts w:asciiTheme="majorBidi" w:hAnsiTheme="majorBidi" w:cstheme="majorBidi"/>
+          <w:sz w:val="22"/>
+          <w:szCs w:val="22"/>
+          <w:lang w:val="en-US"/>
+        </w:rPr>
+        <w:t xml:space="preserve"> The training dataset used was also relatively smaller.</w:t>
       </w:r>
     </w:p>
     <w:p>
@@ -5645,8 +5986,139 @@
           <w:u w:val="single"/>
           <w:lang w:val="en-US"/>
         </w:rPr>
+        <w:t>Benefits &amp; Caveats of GenAI</w:t>
+      </w:r>
+    </w:p>
+    <w:p>
+      <w:pPr>
+        <w:spacing w:line="276" w:lineRule="auto"/>
+        <w:jc w:val="both"/>
+        <w:rPr>
+          <w:rFonts w:asciiTheme="majorBidi" w:hAnsiTheme="majorBidi" w:cstheme="majorBidi"/>
+          <w:sz w:val="22"/>
+          <w:szCs w:val="22"/>
+          <w:lang w:val="en-US"/>
+        </w:rPr>
+      </w:pPr>
+      <w:r>
+        <w:rPr>
+          <w:rFonts w:asciiTheme="majorBidi" w:hAnsiTheme="majorBidi" w:cstheme="majorBidi"/>
+          <w:sz w:val="22"/>
+          <w:szCs w:val="22"/>
+          <w:lang w:val="en-US"/>
+        </w:rPr>
+        <w:t xml:space="preserve">ChatGPT performed exceptionally in giving ideas for solutions that can be implemented. It was also used to create the model performance comparison plots. However, </w:t>
+      </w:r>
+      <w:r>
+        <w:rPr>
+          <w:rFonts w:asciiTheme="majorBidi" w:hAnsiTheme="majorBidi" w:cstheme="majorBidi"/>
+          <w:sz w:val="22"/>
+          <w:szCs w:val="22"/>
+          <w:lang w:val="en-US"/>
+        </w:rPr>
+        <w:t xml:space="preserve">it did hallucinate at times </w:t>
+      </w:r>
+      <w:proofErr w:type="gramStart"/>
+      <w:r>
+        <w:rPr>
+          <w:rFonts w:asciiTheme="majorBidi" w:hAnsiTheme="majorBidi" w:cstheme="majorBidi"/>
+          <w:sz w:val="22"/>
+          <w:szCs w:val="22"/>
+          <w:lang w:val="en-US"/>
+        </w:rPr>
+        <w:t>with regard to</w:t>
+      </w:r>
+      <w:proofErr w:type="gramEnd"/>
+      <w:r>
+        <w:rPr>
+          <w:rFonts w:asciiTheme="majorBidi" w:hAnsiTheme="majorBidi" w:cstheme="majorBidi"/>
+          <w:sz w:val="22"/>
+          <w:szCs w:val="22"/>
+          <w:lang w:val="en-US"/>
+        </w:rPr>
+        <w:t xml:space="preserve"> </w:t>
+      </w:r>
+      <w:r>
+        <w:rPr>
+          <w:rFonts w:asciiTheme="majorBidi" w:hAnsiTheme="majorBidi" w:cstheme="majorBidi"/>
+          <w:sz w:val="22"/>
+          <w:szCs w:val="22"/>
+          <w:lang w:val="en-US"/>
+        </w:rPr>
         <w:lastRenderedPageBreak/>
-        <w:t>Benefits &amp; Caveats of GenAI</w:t>
+        <w:t>implementing the entire transformer-based solution by giving me parameters that don’t exist. It did provide me with things to do</w:t>
+      </w:r>
+      <w:r>
+        <w:rPr>
+          <w:rFonts w:asciiTheme="majorBidi" w:hAnsiTheme="majorBidi" w:cstheme="majorBidi"/>
+          <w:sz w:val="22"/>
+          <w:szCs w:val="22"/>
+          <w:lang w:val="en-US"/>
+        </w:rPr>
+        <w:t>,</w:t>
+      </w:r>
+      <w:r>
+        <w:rPr>
+          <w:rFonts w:asciiTheme="majorBidi" w:hAnsiTheme="majorBidi" w:cstheme="majorBidi"/>
+          <w:sz w:val="22"/>
+          <w:szCs w:val="22"/>
+          <w:lang w:val="en-US"/>
+        </w:rPr>
+        <w:t xml:space="preserve"> even though they are not </w:t>
+      </w:r>
+      <w:r>
+        <w:rPr>
+          <w:rFonts w:asciiTheme="majorBidi" w:hAnsiTheme="majorBidi" w:cstheme="majorBidi"/>
+          <w:sz w:val="22"/>
+          <w:szCs w:val="22"/>
+          <w:lang w:val="en-US"/>
+        </w:rPr>
+        <w:t xml:space="preserve">recommended, </w:t>
+      </w:r>
+      <w:r>
+        <w:rPr>
+          <w:rFonts w:asciiTheme="majorBidi" w:hAnsiTheme="majorBidi" w:cstheme="majorBidi"/>
+          <w:sz w:val="22"/>
+          <w:szCs w:val="22"/>
+          <w:lang w:val="en-US"/>
+        </w:rPr>
+        <w:t xml:space="preserve">such as giving an option to use the cleaned text instead of the raw text as the input to the Transformer </w:t>
+      </w:r>
+      <w:r>
+        <w:rPr>
+          <w:rFonts w:asciiTheme="majorBidi" w:hAnsiTheme="majorBidi" w:cstheme="majorBidi"/>
+          <w:sz w:val="22"/>
+          <w:szCs w:val="22"/>
+          <w:lang w:val="en-US"/>
+        </w:rPr>
+        <w:t>model and</w:t>
+      </w:r>
+      <w:r>
+        <w:rPr>
+          <w:rFonts w:asciiTheme="majorBidi" w:hAnsiTheme="majorBidi" w:cstheme="majorBidi"/>
+          <w:sz w:val="22"/>
+          <w:szCs w:val="22"/>
+          <w:lang w:val="en-US"/>
+        </w:rPr>
+        <w:t xml:space="preserve"> giving more code than was </w:t>
+      </w:r>
+      <w:r>
+        <w:rPr>
+          <w:rFonts w:asciiTheme="majorBidi" w:hAnsiTheme="majorBidi" w:cstheme="majorBidi"/>
+          <w:sz w:val="22"/>
+          <w:szCs w:val="22"/>
+          <w:lang w:val="en-US"/>
+        </w:rPr>
+        <w:t>needed</w:t>
+      </w:r>
+      <w:r>
+        <w:rPr>
+          <w:rFonts w:asciiTheme="majorBidi" w:hAnsiTheme="majorBidi" w:cstheme="majorBidi"/>
+          <w:sz w:val="22"/>
+          <w:szCs w:val="22"/>
+          <w:lang w:val="en-US"/>
+        </w:rPr>
+        <w:t>.</w:t>
       </w:r>
     </w:p>
     <w:p>
@@ -5667,70 +6139,43 @@
           <w:szCs w:val="22"/>
           <w:lang w:val="en-US"/>
         </w:rPr>
-        <w:t xml:space="preserve">ChatGPT performed exceptionally in giving ideas for solutions that can be implemented. It was also used to create the model performance comparison plots. However, </w:t>
-      </w:r>
-      <w:r>
-        <w:rPr>
-          <w:rFonts w:asciiTheme="majorBidi" w:hAnsiTheme="majorBidi" w:cstheme="majorBidi"/>
-          <w:sz w:val="22"/>
-          <w:szCs w:val="22"/>
-          <w:lang w:val="en-US"/>
-        </w:rPr>
-        <w:t xml:space="preserve">it did hallucinate at times with regards to implementing the entire transformer-based solution by giving me parameters that don’t exist. It did provide me with things to do even though they are not </w:t>
-      </w:r>
-      <w:r>
-        <w:rPr>
-          <w:rFonts w:asciiTheme="majorBidi" w:hAnsiTheme="majorBidi" w:cstheme="majorBidi"/>
-          <w:sz w:val="22"/>
-          <w:szCs w:val="22"/>
-          <w:lang w:val="en-US"/>
-        </w:rPr>
-        <w:t xml:space="preserve">recommended, </w:t>
-      </w:r>
-      <w:r>
-        <w:rPr>
-          <w:rFonts w:asciiTheme="majorBidi" w:hAnsiTheme="majorBidi" w:cstheme="majorBidi"/>
-          <w:sz w:val="22"/>
-          <w:szCs w:val="22"/>
-          <w:lang w:val="en-US"/>
-        </w:rPr>
-        <w:t xml:space="preserve">such as giving an option to use the cleaned text instead of the raw text as the input to the Transformer </w:t>
-      </w:r>
-      <w:r>
-        <w:rPr>
-          <w:rFonts w:asciiTheme="majorBidi" w:hAnsiTheme="majorBidi" w:cstheme="majorBidi"/>
-          <w:sz w:val="22"/>
-          <w:szCs w:val="22"/>
-          <w:lang w:val="en-US"/>
-        </w:rPr>
-        <w:t>model and</w:t>
-      </w:r>
-      <w:r>
-        <w:rPr>
-          <w:rFonts w:asciiTheme="majorBidi" w:hAnsiTheme="majorBidi" w:cstheme="majorBidi"/>
-          <w:sz w:val="22"/>
-          <w:szCs w:val="22"/>
-          <w:lang w:val="en-US"/>
-        </w:rPr>
-        <w:t xml:space="preserve"> giving more code than was </w:t>
-      </w:r>
-      <w:r>
-        <w:rPr>
-          <w:rFonts w:asciiTheme="majorBidi" w:hAnsiTheme="majorBidi" w:cstheme="majorBidi"/>
-          <w:sz w:val="22"/>
-          <w:szCs w:val="22"/>
-          <w:lang w:val="en-US"/>
-        </w:rPr>
-        <w:t>needed</w:t>
-      </w:r>
-      <w:r>
-        <w:rPr>
-          <w:rFonts w:asciiTheme="majorBidi" w:hAnsiTheme="majorBidi" w:cstheme="majorBidi"/>
-          <w:sz w:val="22"/>
-          <w:szCs w:val="22"/>
-          <w:lang w:val="en-US"/>
-        </w:rPr>
-        <w:t>.</w:t>
+        <w:t xml:space="preserve">Overall, </w:t>
+      </w:r>
+      <w:r>
+        <w:rPr>
+          <w:rFonts w:asciiTheme="majorBidi" w:hAnsiTheme="majorBidi" w:cstheme="majorBidi"/>
+          <w:sz w:val="22"/>
+          <w:szCs w:val="22"/>
+          <w:lang w:val="en-US"/>
+        </w:rPr>
+        <w:t xml:space="preserve">despite being very good for ideation, </w:t>
+      </w:r>
+      <w:r>
+        <w:rPr>
+          <w:rFonts w:asciiTheme="majorBidi" w:hAnsiTheme="majorBidi" w:cstheme="majorBidi"/>
+          <w:sz w:val="22"/>
+          <w:szCs w:val="22"/>
+          <w:lang w:val="en-US"/>
+        </w:rPr>
+        <w:t xml:space="preserve">the process of using ChatGPT to debug and fix </w:t>
+      </w:r>
+      <w:r>
+        <w:rPr>
+          <w:rFonts w:asciiTheme="majorBidi" w:hAnsiTheme="majorBidi" w:cstheme="majorBidi"/>
+          <w:sz w:val="22"/>
+          <w:szCs w:val="22"/>
+          <w:lang w:val="en-US"/>
+        </w:rPr>
+        <w:t>an entire solution</w:t>
+      </w:r>
+      <w:r>
+        <w:rPr>
+          <w:rFonts w:asciiTheme="majorBidi" w:hAnsiTheme="majorBidi" w:cstheme="majorBidi"/>
+          <w:sz w:val="22"/>
+          <w:szCs w:val="22"/>
+          <w:lang w:val="en-US"/>
+        </w:rPr>
+        <w:t xml:space="preserve"> would not be recommended, as reading through official documentation and using Google to research and implement fixes is a much more straightforward approach.</w:t>
       </w:r>
     </w:p>
     <w:p>
@@ -5747,27 +6192,7 @@
       <w:r>
         <w:rPr>
           <w:rFonts w:asciiTheme="majorBidi" w:hAnsiTheme="majorBidi" w:cstheme="majorBidi"/>
-          <w:sz w:val="22"/>
-          <w:szCs w:val="22"/>
-          <w:lang w:val="en-US"/>
-        </w:rPr>
-        <w:t>Overall, the process of using ChatGPT to debug and fix code would not be recommended, as reading through official documentation and using Google to research and implement fixes is a much more straightforward and easier approach.</w:t>
-      </w:r>
-    </w:p>
-    <w:p>
-      <w:pPr>
-        <w:spacing w:line="276" w:lineRule="auto"/>
-        <w:jc w:val="both"/>
-        <w:rPr>
-          <w:rFonts w:asciiTheme="majorBidi" w:hAnsiTheme="majorBidi" w:cstheme="majorBidi"/>
-          <w:sz w:val="22"/>
-          <w:szCs w:val="22"/>
-          <w:lang w:val="en-US"/>
-        </w:rPr>
-      </w:pPr>
-      <w:r>
-        <w:rPr>
-          <w:rFonts w:asciiTheme="majorBidi" w:hAnsiTheme="majorBidi" w:cstheme="majorBidi"/>
+          <w:noProof/>
           <w:sz w:val="22"/>
           <w:szCs w:val="22"/>
           <w:lang w:val="en-US"/>
@@ -5952,7 +6377,25 @@
           <w:szCs w:val="22"/>
           <w:lang w:val="en-US"/>
         </w:rPr>
-        <w:t xml:space="preserve"> On the Kaggle dataset, both the XGBoost and the SVM models using the TF-IDF approach achieved an accuracy of 99.0%. This highlights the benefits of using the TF-IDF approach as it preserves the specific phrase markers and creates more sparse cues which are better exploited by these simpler models.</w:t>
+        <w:t xml:space="preserve"> On the Kaggle dataset, both the XGBoost and the SVM models using the TF-IDF approach achieved an accuracy of 99.0%. This highlights the benefits of using the TF-IDF approach as it preserves the specific phrase markers and creates more sparse cues</w:t>
+      </w:r>
+      <w:r>
+        <w:rPr>
+          <w:rFonts w:asciiTheme="majorBidi" w:hAnsiTheme="majorBidi" w:cstheme="majorBidi"/>
+          <w:sz w:val="22"/>
+          <w:szCs w:val="22"/>
+          <w:lang w:val="en-US"/>
+        </w:rPr>
+        <w:t>,</w:t>
+      </w:r>
+      <w:r>
+        <w:rPr>
+          <w:rFonts w:asciiTheme="majorBidi" w:hAnsiTheme="majorBidi" w:cstheme="majorBidi"/>
+          <w:sz w:val="22"/>
+          <w:szCs w:val="22"/>
+          <w:lang w:val="en-US"/>
+        </w:rPr>
+        <w:t xml:space="preserve"> which are better exploited by these simpler models.</w:t>
       </w:r>
     </w:p>
     <w:p>
@@ -5973,16 +6416,106 @@
           <w:szCs w:val="22"/>
           <w:lang w:val="en-US"/>
         </w:rPr>
-        <w:t>GenAI did give several suggestions to further improve the performance of the paper. Following these suggestions, a transformer-based model was built and trained on the McIntire dataset. It performed almost perfectly, only misclassifying 2 news articles in the test set and achieved an accuracy of 99.68%.</w:t>
-      </w:r>
-      <w:r>
-        <w:rPr>
-          <w:rFonts w:asciiTheme="majorBidi" w:hAnsiTheme="majorBidi" w:cstheme="majorBidi"/>
-          <w:sz w:val="22"/>
-          <w:szCs w:val="22"/>
-          <w:lang w:val="en-US"/>
-        </w:rPr>
-        <w:t xml:space="preserve"> The model also performed modestly when testing its OOD generalization on the Kaggle dataset where it achieved an accuracy of 52.91%. This shows the benefits of using a transformer-based model to perform fake news detection through textual data and overall shows that the suggestions provided by GenAI was good.</w:t>
+        <w:t xml:space="preserve">GenAI </w:t>
+      </w:r>
+      <w:r>
+        <w:rPr>
+          <w:rFonts w:asciiTheme="majorBidi" w:hAnsiTheme="majorBidi" w:cstheme="majorBidi"/>
+          <w:sz w:val="22"/>
+          <w:szCs w:val="22"/>
+          <w:lang w:val="en-US"/>
+        </w:rPr>
+        <w:t>ga</w:t>
+      </w:r>
+      <w:r>
+        <w:rPr>
+          <w:rFonts w:asciiTheme="majorBidi" w:hAnsiTheme="majorBidi" w:cstheme="majorBidi"/>
+          <w:sz w:val="22"/>
+          <w:szCs w:val="22"/>
+          <w:lang w:val="en-US"/>
+        </w:rPr>
+        <w:t>ve several suggestions to further improve the performance of the paper. Following these suggestions, a transformer-based model was built and trained on the McIntire dataset. It performed almost perfectly, only misclassifying 2 news articles in the test set</w:t>
+      </w:r>
+      <w:r>
+        <w:rPr>
+          <w:rFonts w:asciiTheme="majorBidi" w:hAnsiTheme="majorBidi" w:cstheme="majorBidi"/>
+          <w:sz w:val="22"/>
+          <w:szCs w:val="22"/>
+          <w:lang w:val="en-US"/>
+        </w:rPr>
+        <w:t>,</w:t>
+      </w:r>
+      <w:r>
+        <w:rPr>
+          <w:rFonts w:asciiTheme="majorBidi" w:hAnsiTheme="majorBidi" w:cstheme="majorBidi"/>
+          <w:sz w:val="22"/>
+          <w:szCs w:val="22"/>
+          <w:lang w:val="en-US"/>
+        </w:rPr>
+        <w:t xml:space="preserve"> and achieved an accuracy of 99.68%.</w:t>
+      </w:r>
+      <w:r>
+        <w:rPr>
+          <w:rFonts w:asciiTheme="majorBidi" w:hAnsiTheme="majorBidi" w:cstheme="majorBidi"/>
+          <w:sz w:val="22"/>
+          <w:szCs w:val="22"/>
+          <w:lang w:val="en-US"/>
+        </w:rPr>
+        <w:t xml:space="preserve"> The model also performed modestly when testing its OOD generalization on the Kaggle dataset</w:t>
+      </w:r>
+      <w:r>
+        <w:rPr>
+          <w:rFonts w:asciiTheme="majorBidi" w:hAnsiTheme="majorBidi" w:cstheme="majorBidi"/>
+          <w:sz w:val="22"/>
+          <w:szCs w:val="22"/>
+          <w:lang w:val="en-US"/>
+        </w:rPr>
+        <w:t>,</w:t>
+      </w:r>
+      <w:r>
+        <w:rPr>
+          <w:rFonts w:asciiTheme="majorBidi" w:hAnsiTheme="majorBidi" w:cstheme="majorBidi"/>
+          <w:sz w:val="22"/>
+          <w:szCs w:val="22"/>
+          <w:lang w:val="en-US"/>
+        </w:rPr>
+        <w:t xml:space="preserve"> where it achieved an accuracy of 52.91%. This shows the benefits of using a transformer-based model to perform fake news detection through textual data</w:t>
+      </w:r>
+      <w:r>
+        <w:rPr>
+          <w:rFonts w:asciiTheme="majorBidi" w:hAnsiTheme="majorBidi" w:cstheme="majorBidi"/>
+          <w:sz w:val="22"/>
+          <w:szCs w:val="22"/>
+          <w:lang w:val="en-US"/>
+        </w:rPr>
+        <w:t>,</w:t>
+      </w:r>
+      <w:r>
+        <w:rPr>
+          <w:rFonts w:asciiTheme="majorBidi" w:hAnsiTheme="majorBidi" w:cstheme="majorBidi"/>
+          <w:sz w:val="22"/>
+          <w:szCs w:val="22"/>
+          <w:lang w:val="en-US"/>
+        </w:rPr>
+        <w:t xml:space="preserve"> and overall shows that the suggestions provided by GenAI w</w:t>
+      </w:r>
+      <w:r>
+        <w:rPr>
+          <w:rFonts w:asciiTheme="majorBidi" w:hAnsiTheme="majorBidi" w:cstheme="majorBidi"/>
+          <w:sz w:val="22"/>
+          <w:szCs w:val="22"/>
+          <w:lang w:val="en-US"/>
+        </w:rPr>
+        <w:t>ere</w:t>
+      </w:r>
+      <w:r>
+        <w:rPr>
+          <w:rFonts w:asciiTheme="majorBidi" w:hAnsiTheme="majorBidi" w:cstheme="majorBidi"/>
+          <w:sz w:val="22"/>
+          <w:szCs w:val="22"/>
+          <w:lang w:val="en-US"/>
+        </w:rPr>
+        <w:t xml:space="preserve"> good.</w:t>
       </w:r>
     </w:p>
     <w:p>
@@ -6059,7 +6592,7 @@
     <w:p>
       <w:pPr>
         <w:pStyle w:val="NormalWeb"/>
-        <w:spacing w:before="0" w:beforeAutospacing="0" w:after="0" w:afterAutospacing="0" w:line="360" w:lineRule="auto"/>
+        <w:spacing w:before="0" w:beforeAutospacing="0" w:after="0" w:afterAutospacing="0" w:line="276" w:lineRule="auto"/>
         <w:ind w:left="720" w:hanging="720"/>
         <w:jc w:val="both"/>
       </w:pPr>
@@ -6090,7 +6623,7 @@
     <w:p>
       <w:pPr>
         <w:pStyle w:val="NormalWeb"/>
-        <w:spacing w:before="0" w:beforeAutospacing="0" w:after="0" w:afterAutospacing="0" w:line="360" w:lineRule="auto"/>
+        <w:spacing w:before="0" w:beforeAutospacing="0" w:after="0" w:afterAutospacing="0" w:line="276" w:lineRule="auto"/>
         <w:ind w:left="720" w:hanging="720"/>
         <w:jc w:val="both"/>
       </w:pPr>
@@ -6111,7 +6644,7 @@
     <w:p>
       <w:pPr>
         <w:pStyle w:val="NormalWeb"/>
-        <w:spacing w:before="0" w:beforeAutospacing="0" w:after="0" w:afterAutospacing="0" w:line="360" w:lineRule="auto"/>
+        <w:spacing w:before="0" w:beforeAutospacing="0" w:after="0" w:afterAutospacing="0" w:line="276" w:lineRule="auto"/>
         <w:ind w:left="720" w:hanging="720"/>
         <w:jc w:val="both"/>
       </w:pPr>
@@ -6132,7 +6665,7 @@
     <w:p>
       <w:pPr>
         <w:pStyle w:val="NormalWeb"/>
-        <w:spacing w:before="0" w:beforeAutospacing="0" w:after="0" w:afterAutospacing="0" w:line="360" w:lineRule="auto"/>
+        <w:spacing w:before="0" w:beforeAutospacing="0" w:after="0" w:afterAutospacing="0" w:line="276" w:lineRule="auto"/>
         <w:ind w:left="720" w:hanging="720"/>
         <w:jc w:val="both"/>
       </w:pPr>
